--- a/NAFS cheat sheet.docx
+++ b/NAFS cheat sheet.docx
@@ -37,19 +37,19 @@
         </w:tc>
         <w:tc>
           <w:tcPr>
-            <w:tcW w:w="595" w:type="dxa"/>
-          </w:tcPr>
-          <w:p/>
-        </w:tc>
-        <w:tc>
-          <w:tcPr>
-            <w:tcW w:w="562" w:type="dxa"/>
-          </w:tcPr>
-          <w:p/>
-        </w:tc>
-        <w:tc>
-          <w:tcPr>
-            <w:tcW w:w="561" w:type="dxa"/>
+            <w:tcW w:w="590" w:type="dxa"/>
+          </w:tcPr>
+          <w:p/>
+        </w:tc>
+        <w:tc>
+          <w:tcPr>
+            <w:tcW w:w="445" w:type="dxa"/>
+          </w:tcPr>
+          <w:p/>
+        </w:tc>
+        <w:tc>
+          <w:tcPr>
+            <w:tcW w:w="489" w:type="dxa"/>
           </w:tcPr>
           <w:p>
             <w:r>
@@ -59,7 +59,7 @@
         </w:tc>
         <w:tc>
           <w:tcPr>
-            <w:tcW w:w="554" w:type="dxa"/>
+            <w:tcW w:w="479" w:type="dxa"/>
           </w:tcPr>
           <w:p>
             <w:r>
@@ -69,7 +69,7 @@
         </w:tc>
         <w:tc>
           <w:tcPr>
-            <w:tcW w:w="559" w:type="dxa"/>
+            <w:tcW w:w="463" w:type="dxa"/>
           </w:tcPr>
           <w:p>
             <w:r>
@@ -79,7 +79,7 @@
         </w:tc>
         <w:tc>
           <w:tcPr>
-            <w:tcW w:w="576" w:type="dxa"/>
+            <w:tcW w:w="496" w:type="dxa"/>
           </w:tcPr>
           <w:p>
             <w:r>
@@ -89,7 +89,7 @@
         </w:tc>
         <w:tc>
           <w:tcPr>
-            <w:tcW w:w="560" w:type="dxa"/>
+            <w:tcW w:w="519" w:type="dxa"/>
           </w:tcPr>
           <w:p>
             <w:r>
@@ -99,7 +99,7 @@
         </w:tc>
         <w:tc>
           <w:tcPr>
-            <w:tcW w:w="560" w:type="dxa"/>
+            <w:tcW w:w="489" w:type="dxa"/>
           </w:tcPr>
           <w:p>
             <w:r>
@@ -109,7 +109,7 @@
         </w:tc>
         <w:tc>
           <w:tcPr>
-            <w:tcW w:w="558" w:type="dxa"/>
+            <w:tcW w:w="483" w:type="dxa"/>
           </w:tcPr>
           <w:p>
             <w:r>
@@ -119,7 +119,7 @@
         </w:tc>
         <w:tc>
           <w:tcPr>
-            <w:tcW w:w="584" w:type="dxa"/>
+            <w:tcW w:w="493" w:type="dxa"/>
           </w:tcPr>
           <w:p>
             <w:r>
@@ -129,7 +129,7 @@
         </w:tc>
         <w:tc>
           <w:tcPr>
-            <w:tcW w:w="584" w:type="dxa"/>
+            <w:tcW w:w="549" w:type="dxa"/>
           </w:tcPr>
           <w:p>
             <w:r>
@@ -139,7 +139,7 @@
         </w:tc>
         <w:tc>
           <w:tcPr>
-            <w:tcW w:w="552" w:type="dxa"/>
+            <w:tcW w:w="731" w:type="dxa"/>
           </w:tcPr>
           <w:p>
             <w:r>
@@ -149,7 +149,7 @@
         </w:tc>
         <w:tc>
           <w:tcPr>
-            <w:tcW w:w="562" w:type="dxa"/>
+            <w:tcW w:w="816" w:type="dxa"/>
           </w:tcPr>
           <w:p>
             <w:r>
@@ -159,7 +159,7 @@
         </w:tc>
         <w:tc>
           <w:tcPr>
-            <w:tcW w:w="555" w:type="dxa"/>
+            <w:tcW w:w="789" w:type="dxa"/>
           </w:tcPr>
           <w:p>
             <w:r>
@@ -169,19 +169,19 @@
         </w:tc>
         <w:tc>
           <w:tcPr>
-            <w:tcW w:w="554" w:type="dxa"/>
-          </w:tcPr>
-          <w:p/>
-        </w:tc>
-        <w:tc>
-          <w:tcPr>
-            <w:tcW w:w="558" w:type="dxa"/>
-          </w:tcPr>
-          <w:p/>
-        </w:tc>
-        <w:tc>
-          <w:tcPr>
-            <w:tcW w:w="551" w:type="dxa"/>
+            <w:tcW w:w="825" w:type="dxa"/>
+          </w:tcPr>
+          <w:p/>
+        </w:tc>
+        <w:tc>
+          <w:tcPr>
+            <w:tcW w:w="481" w:type="dxa"/>
+          </w:tcPr>
+          <w:p/>
+        </w:tc>
+        <w:tc>
+          <w:tcPr>
+            <w:tcW w:w="448" w:type="dxa"/>
           </w:tcPr>
           <w:p/>
         </w:tc>
@@ -195,7 +195,7 @@
         </w:tc>
         <w:tc>
           <w:tcPr>
-            <w:tcW w:w="595" w:type="dxa"/>
+            <w:tcW w:w="590" w:type="dxa"/>
           </w:tcPr>
           <w:p>
             <w:r>
@@ -205,7 +205,7 @@
         </w:tc>
         <w:tc>
           <w:tcPr>
-            <w:tcW w:w="562" w:type="dxa"/>
+            <w:tcW w:w="445" w:type="dxa"/>
           </w:tcPr>
           <w:p>
             <w:pPr>
@@ -225,7 +225,7 @@
         </w:tc>
         <w:tc>
           <w:tcPr>
-            <w:tcW w:w="561" w:type="dxa"/>
+            <w:tcW w:w="489" w:type="dxa"/>
           </w:tcPr>
           <w:p>
             <w:pPr>
@@ -245,7 +245,7 @@
         </w:tc>
         <w:tc>
           <w:tcPr>
-            <w:tcW w:w="554" w:type="dxa"/>
+            <w:tcW w:w="479" w:type="dxa"/>
           </w:tcPr>
           <w:p>
             <w:pPr>
@@ -265,7 +265,7 @@
         </w:tc>
         <w:tc>
           <w:tcPr>
-            <w:tcW w:w="559" w:type="dxa"/>
+            <w:tcW w:w="463" w:type="dxa"/>
           </w:tcPr>
           <w:p>
             <w:pPr>
@@ -285,7 +285,7 @@
         </w:tc>
         <w:tc>
           <w:tcPr>
-            <w:tcW w:w="576" w:type="dxa"/>
+            <w:tcW w:w="496" w:type="dxa"/>
           </w:tcPr>
           <w:p>
             <w:pPr>
@@ -305,7 +305,7 @@
         </w:tc>
         <w:tc>
           <w:tcPr>
-            <w:tcW w:w="560" w:type="dxa"/>
+            <w:tcW w:w="519" w:type="dxa"/>
           </w:tcPr>
           <w:p>
             <w:pPr>
@@ -325,7 +325,7 @@
         </w:tc>
         <w:tc>
           <w:tcPr>
-            <w:tcW w:w="560" w:type="dxa"/>
+            <w:tcW w:w="489" w:type="dxa"/>
           </w:tcPr>
           <w:p>
             <w:pPr>
@@ -345,7 +345,7 @@
         </w:tc>
         <w:tc>
           <w:tcPr>
-            <w:tcW w:w="558" w:type="dxa"/>
+            <w:tcW w:w="483" w:type="dxa"/>
           </w:tcPr>
           <w:p>
             <w:pPr>
@@ -365,7 +365,7 @@
         </w:tc>
         <w:tc>
           <w:tcPr>
-            <w:tcW w:w="584" w:type="dxa"/>
+            <w:tcW w:w="493" w:type="dxa"/>
           </w:tcPr>
           <w:p>
             <w:pPr>
@@ -385,7 +385,7 @@
         </w:tc>
         <w:tc>
           <w:tcPr>
-            <w:tcW w:w="584" w:type="dxa"/>
+            <w:tcW w:w="549" w:type="dxa"/>
           </w:tcPr>
           <w:p>
             <w:pPr>
@@ -405,7 +405,7 @@
         </w:tc>
         <w:tc>
           <w:tcPr>
-            <w:tcW w:w="552" w:type="dxa"/>
+            <w:tcW w:w="731" w:type="dxa"/>
           </w:tcPr>
           <w:p>
             <w:pPr>
@@ -425,7 +425,7 @@
         </w:tc>
         <w:tc>
           <w:tcPr>
-            <w:tcW w:w="562" w:type="dxa"/>
+            <w:tcW w:w="816" w:type="dxa"/>
           </w:tcPr>
           <w:p>
             <w:pPr>
@@ -445,7 +445,7 @@
         </w:tc>
         <w:tc>
           <w:tcPr>
-            <w:tcW w:w="555" w:type="dxa"/>
+            <w:tcW w:w="789" w:type="dxa"/>
           </w:tcPr>
           <w:p>
             <w:pPr>
@@ -465,7 +465,7 @@
         </w:tc>
         <w:tc>
           <w:tcPr>
-            <w:tcW w:w="554" w:type="dxa"/>
+            <w:tcW w:w="825" w:type="dxa"/>
           </w:tcPr>
           <w:p>
             <w:pPr>
@@ -485,7 +485,7 @@
         </w:tc>
         <w:tc>
           <w:tcPr>
-            <w:tcW w:w="558" w:type="dxa"/>
+            <w:tcW w:w="481" w:type="dxa"/>
           </w:tcPr>
           <w:p>
             <w:pPr>
@@ -505,7 +505,7 @@
         </w:tc>
         <w:tc>
           <w:tcPr>
-            <w:tcW w:w="551" w:type="dxa"/>
+            <w:tcW w:w="448" w:type="dxa"/>
           </w:tcPr>
           <w:p>
             <w:pPr>
@@ -531,13 +531,13 @@
           </w:tcPr>
           <w:p>
             <w:r>
-              <w:t>Tones</w:t>
-            </w:r>
-          </w:p>
-        </w:tc>
-        <w:tc>
-          <w:tcPr>
-            <w:tcW w:w="595" w:type="dxa"/>
+              <w:t>Fric</w:t>
+            </w:r>
+          </w:p>
+        </w:tc>
+        <w:tc>
+          <w:tcPr>
+            <w:tcW w:w="590" w:type="dxa"/>
           </w:tcPr>
           <w:p>
             <w:pPr>
@@ -557,228 +557,7 @@
         </w:tc>
         <w:tc>
           <w:tcPr>
-            <w:tcW w:w="562" w:type="dxa"/>
-          </w:tcPr>
-          <w:p/>
-        </w:tc>
-        <w:tc>
-          <w:tcPr>
-            <w:tcW w:w="561" w:type="dxa"/>
-          </w:tcPr>
-          <w:p>
-            <w:r>
-              <w:t xml:space="preserve"> </w:t>
-            </w:r>
-          </w:p>
-        </w:tc>
-        <w:tc>
-          <w:tcPr>
-            <w:tcW w:w="554" w:type="dxa"/>
-          </w:tcPr>
-          <w:p>
-            <w:r>
-              <w:t>.</w:t>
-            </w:r>
-          </w:p>
-        </w:tc>
-        <w:tc>
-          <w:tcPr>
-            <w:tcW w:w="559" w:type="dxa"/>
-          </w:tcPr>
-          <w:p>
-            <w:r>
-              <w:t>̆</w:t>
-            </w:r>
-          </w:p>
-        </w:tc>
-        <w:tc>
-          <w:tcPr>
-            <w:tcW w:w="576" w:type="dxa"/>
-          </w:tcPr>
-          <w:p>
-            <w:r>
-              <w:rPr>
-                <w:rFonts w:ascii="Arial" w:hAnsi="Arial" w:cs="Arial"/>
-              </w:rPr>
-              <w:t>ː</w:t>
-            </w:r>
-          </w:p>
-        </w:tc>
-        <w:tc>
-          <w:tcPr>
-            <w:tcW w:w="560" w:type="dxa"/>
-          </w:tcPr>
-          <w:p>
-            <w:r>
-              <w:rPr>
-                <w:rFonts w:ascii="Arial" w:hAnsi="Arial" w:cs="Arial"/>
-              </w:rPr>
-              <w:t>˥</w:t>
-            </w:r>
-          </w:p>
-        </w:tc>
-        <w:tc>
-          <w:tcPr>
-            <w:tcW w:w="560" w:type="dxa"/>
-          </w:tcPr>
-          <w:p>
-            <w:r>
-              <w:rPr>
-                <w:rFonts w:ascii="Arial" w:hAnsi="Arial" w:cs="Arial"/>
-              </w:rPr>
-              <w:t>˦</w:t>
-            </w:r>
-          </w:p>
-        </w:tc>
-        <w:tc>
-          <w:tcPr>
-            <w:tcW w:w="558" w:type="dxa"/>
-          </w:tcPr>
-          <w:p>
-            <w:r>
-              <w:rPr>
-                <w:rFonts w:ascii="Arial" w:hAnsi="Arial" w:cs="Arial"/>
-              </w:rPr>
-              <w:t>˧</w:t>
-            </w:r>
-          </w:p>
-        </w:tc>
-        <w:tc>
-          <w:tcPr>
-            <w:tcW w:w="584" w:type="dxa"/>
-          </w:tcPr>
-          <w:p>
-            <w:r>
-              <w:rPr>
-                <w:rFonts w:ascii="Arial" w:hAnsi="Arial" w:cs="Arial"/>
-              </w:rPr>
-              <w:t>˨</w:t>
-            </w:r>
-          </w:p>
-        </w:tc>
-        <w:tc>
-          <w:tcPr>
-            <w:tcW w:w="584" w:type="dxa"/>
-          </w:tcPr>
-          <w:p>
-            <w:r>
-              <w:rPr>
-                <w:rFonts w:ascii="Arial" w:hAnsi="Arial" w:cs="Arial"/>
-              </w:rPr>
-              <w:t>˩</w:t>
-            </w:r>
-          </w:p>
-        </w:tc>
-        <w:tc>
-          <w:tcPr>
-            <w:tcW w:w="552" w:type="dxa"/>
-          </w:tcPr>
-          <w:p>
-            <w:r>
-              <w:rPr>
-                <w:rFonts w:ascii="Arial" w:hAnsi="Arial" w:cs="Arial"/>
-              </w:rPr>
-              <w:t>˩˥</w:t>
-            </w:r>
-          </w:p>
-        </w:tc>
-        <w:tc>
-          <w:tcPr>
-            <w:tcW w:w="562" w:type="dxa"/>
-          </w:tcPr>
-          <w:p>
-            <w:r>
-              <w:rPr>
-                <w:rFonts w:ascii="Arial" w:hAnsi="Arial" w:cs="Arial"/>
-              </w:rPr>
-              <w:t>˥˩</w:t>
-            </w:r>
-          </w:p>
-        </w:tc>
-        <w:tc>
-          <w:tcPr>
-            <w:tcW w:w="555" w:type="dxa"/>
-          </w:tcPr>
-          <w:p>
-            <w:r>
-              <w:rPr>
-                <w:rFonts w:ascii="Arial" w:hAnsi="Arial" w:cs="Arial"/>
-              </w:rPr>
-              <w:t>˦˥</w:t>
-            </w:r>
-          </w:p>
-        </w:tc>
-        <w:tc>
-          <w:tcPr>
-            <w:tcW w:w="554" w:type="dxa"/>
-          </w:tcPr>
-          <w:p>
-            <w:r>
-              <w:rPr>
-                <w:rFonts w:ascii="Arial" w:hAnsi="Arial" w:cs="Arial"/>
-              </w:rPr>
-              <w:t>˩˨</w:t>
-            </w:r>
-          </w:p>
-        </w:tc>
-        <w:tc>
-          <w:tcPr>
-            <w:tcW w:w="558" w:type="dxa"/>
-          </w:tcPr>
-          <w:p>
-            <w:r>
-              <w:rPr>
-                <w:rFonts w:ascii="Arial" w:hAnsi="Arial" w:cs="Arial"/>
-              </w:rPr>
-              <w:t>˧˦˧</w:t>
-            </w:r>
-          </w:p>
-        </w:tc>
-        <w:tc>
-          <w:tcPr>
-            <w:tcW w:w="551" w:type="dxa"/>
-          </w:tcPr>
-          <w:p>
-            <w:r>
-              <w:t>↘︎</w:t>
-            </w:r>
-          </w:p>
-        </w:tc>
-      </w:tr>
-      <w:tr>
-        <w:tc>
-          <w:tcPr>
-            <w:tcW w:w="1205" w:type="dxa"/>
-          </w:tcPr>
-          <w:p>
-            <w:r>
-              <w:t>Fric</w:t>
-            </w:r>
-          </w:p>
-        </w:tc>
-        <w:tc>
-          <w:tcPr>
-            <w:tcW w:w="595" w:type="dxa"/>
-          </w:tcPr>
-          <w:p>
-            <w:pPr>
-              <w:rPr>
-                <w:b/>
-                <w:bCs/>
-              </w:rPr>
-            </w:pPr>
-            <w:r>
-              <w:rPr>
-                <w:b/>
-                <w:bCs/>
-              </w:rPr>
-              <w:t>1</w:t>
-            </w:r>
-          </w:p>
-        </w:tc>
-        <w:tc>
-          <w:tcPr>
-            <w:tcW w:w="562" w:type="dxa"/>
+            <w:tcW w:w="445" w:type="dxa"/>
             <w:tcBorders>
               <w:top w:val="single" w:sz="4" w:space="0" w:color="auto"/>
               <w:left w:val="single" w:sz="4" w:space="0" w:color="auto"/>
@@ -797,7 +576,7 @@
         </w:tc>
         <w:tc>
           <w:tcPr>
-            <w:tcW w:w="561" w:type="dxa"/>
+            <w:tcW w:w="489" w:type="dxa"/>
           </w:tcPr>
           <w:p>
             <w:r>
@@ -807,7 +586,7 @@
         </w:tc>
         <w:tc>
           <w:tcPr>
-            <w:tcW w:w="554" w:type="dxa"/>
+            <w:tcW w:w="479" w:type="dxa"/>
           </w:tcPr>
           <w:p>
             <w:r>
@@ -817,7 +596,7 @@
         </w:tc>
         <w:tc>
           <w:tcPr>
-            <w:tcW w:w="559" w:type="dxa"/>
+            <w:tcW w:w="463" w:type="dxa"/>
           </w:tcPr>
           <w:p>
             <w:r>
@@ -827,7 +606,7 @@
         </w:tc>
         <w:tc>
           <w:tcPr>
-            <w:tcW w:w="576" w:type="dxa"/>
+            <w:tcW w:w="496" w:type="dxa"/>
           </w:tcPr>
           <w:p>
             <w:r>
@@ -837,7 +616,7 @@
         </w:tc>
         <w:tc>
           <w:tcPr>
-            <w:tcW w:w="560" w:type="dxa"/>
+            <w:tcW w:w="519" w:type="dxa"/>
           </w:tcPr>
           <w:p>
             <w:r>
@@ -847,7 +626,7 @@
         </w:tc>
         <w:tc>
           <w:tcPr>
-            <w:tcW w:w="560" w:type="dxa"/>
+            <w:tcW w:w="489" w:type="dxa"/>
           </w:tcPr>
           <w:p>
             <w:r>
@@ -860,7 +639,7 @@
         </w:tc>
         <w:tc>
           <w:tcPr>
-            <w:tcW w:w="558" w:type="dxa"/>
+            <w:tcW w:w="483" w:type="dxa"/>
           </w:tcPr>
           <w:p>
             <w:r>
@@ -873,7 +652,7 @@
         </w:tc>
         <w:tc>
           <w:tcPr>
-            <w:tcW w:w="584" w:type="dxa"/>
+            <w:tcW w:w="493" w:type="dxa"/>
           </w:tcPr>
           <w:p>
             <w:r>
@@ -883,7 +662,7 @@
         </w:tc>
         <w:tc>
           <w:tcPr>
-            <w:tcW w:w="584" w:type="dxa"/>
+            <w:tcW w:w="549" w:type="dxa"/>
           </w:tcPr>
           <w:p>
             <w:r>
@@ -896,7 +675,7 @@
         </w:tc>
         <w:tc>
           <w:tcPr>
-            <w:tcW w:w="552" w:type="dxa"/>
+            <w:tcW w:w="731" w:type="dxa"/>
           </w:tcPr>
           <w:p>
             <w:r>
@@ -909,7 +688,7 @@
         </w:tc>
         <w:tc>
           <w:tcPr>
-            <w:tcW w:w="562" w:type="dxa"/>
+            <w:tcW w:w="816" w:type="dxa"/>
           </w:tcPr>
           <w:p>
             <w:r>
@@ -922,7 +701,7 @@
         </w:tc>
         <w:tc>
           <w:tcPr>
-            <w:tcW w:w="555" w:type="dxa"/>
+            <w:tcW w:w="789" w:type="dxa"/>
           </w:tcPr>
           <w:p>
             <w:r>
@@ -935,19 +714,19 @@
         </w:tc>
         <w:tc>
           <w:tcPr>
-            <w:tcW w:w="554" w:type="dxa"/>
-          </w:tcPr>
-          <w:p/>
-        </w:tc>
-        <w:tc>
-          <w:tcPr>
-            <w:tcW w:w="558" w:type="dxa"/>
-          </w:tcPr>
-          <w:p/>
-        </w:tc>
-        <w:tc>
-          <w:tcPr>
-            <w:tcW w:w="551" w:type="dxa"/>
+            <w:tcW w:w="825" w:type="dxa"/>
+          </w:tcPr>
+          <w:p/>
+        </w:tc>
+        <w:tc>
+          <w:tcPr>
+            <w:tcW w:w="481" w:type="dxa"/>
+          </w:tcPr>
+          <w:p/>
+        </w:tc>
+        <w:tc>
+          <w:tcPr>
+            <w:tcW w:w="448" w:type="dxa"/>
           </w:tcPr>
           <w:p>
             <w:r>
@@ -963,33 +742,33 @@
           </w:tcPr>
           <w:p>
             <w:r>
-              <w:t>Stop</w:t>
-            </w:r>
-          </w:p>
-        </w:tc>
-        <w:tc>
-          <w:tcPr>
-            <w:tcW w:w="595" w:type="dxa"/>
-          </w:tcPr>
-          <w:p>
-            <w:pPr>
-              <w:rPr>
-                <w:b/>
-                <w:bCs/>
-              </w:rPr>
-            </w:pPr>
-            <w:r>
-              <w:rPr>
-                <w:b/>
-                <w:bCs/>
-              </w:rPr>
-              <w:t>2</w:t>
-            </w:r>
-          </w:p>
-        </w:tc>
-        <w:tc>
-          <w:tcPr>
-            <w:tcW w:w="562" w:type="dxa"/>
+              <w:t>V F</w:t>
+            </w:r>
+          </w:p>
+        </w:tc>
+        <w:tc>
+          <w:tcPr>
+            <w:tcW w:w="590" w:type="dxa"/>
+          </w:tcPr>
+          <w:p>
+            <w:pPr>
+              <w:rPr>
+                <w:b/>
+                <w:bCs/>
+              </w:rPr>
+            </w:pPr>
+            <w:r>
+              <w:rPr>
+                <w:b/>
+                <w:bCs/>
+              </w:rPr>
+              <w:t>1</w:t>
+            </w:r>
+          </w:p>
+        </w:tc>
+        <w:tc>
+          <w:tcPr>
+            <w:tcW w:w="445" w:type="dxa"/>
             <w:tcBorders>
               <w:top w:val="single" w:sz="4" w:space="0" w:color="auto"/>
               <w:left w:val="single" w:sz="4" w:space="0" w:color="auto"/>
@@ -1002,138 +781,162 @@
               <w:rPr>
                 <w:rFonts w:ascii="Arial" w:hAnsi="Arial" w:cs="Arial"/>
               </w:rPr>
-              <w:t>ˌ</w:t>
-            </w:r>
-          </w:p>
-        </w:tc>
-        <w:tc>
-          <w:tcPr>
-            <w:tcW w:w="561" w:type="dxa"/>
-          </w:tcPr>
-          <w:p>
-            <w:r>
-              <w:t>b</w:t>
-            </w:r>
-          </w:p>
-        </w:tc>
-        <w:tc>
-          <w:tcPr>
-            <w:tcW w:w="554" w:type="dxa"/>
-          </w:tcPr>
-          <w:p/>
-        </w:tc>
-        <w:tc>
-          <w:tcPr>
-            <w:tcW w:w="559" w:type="dxa"/>
-          </w:tcPr>
-          <w:p/>
-        </w:tc>
-        <w:tc>
-          <w:tcPr>
-            <w:tcW w:w="576" w:type="dxa"/>
-          </w:tcPr>
-          <w:p>
-            <w:r>
-              <w:t>d</w:t>
-            </w:r>
-          </w:p>
-        </w:tc>
-        <w:tc>
-          <w:tcPr>
-            <w:tcW w:w="560" w:type="dxa"/>
-          </w:tcPr>
-          <w:p/>
-        </w:tc>
-        <w:tc>
-          <w:tcPr>
-            <w:tcW w:w="560" w:type="dxa"/>
-          </w:tcPr>
-          <w:p>
-            <w:r>
-              <w:t>ɖ</w:t>
-            </w:r>
-          </w:p>
-        </w:tc>
-        <w:tc>
-          <w:tcPr>
-            <w:tcW w:w="558" w:type="dxa"/>
-          </w:tcPr>
-          <w:p>
-            <w:r>
-              <w:rPr>
-                <w:rFonts w:ascii="Arial" w:hAnsi="Arial" w:cs="Arial"/>
-              </w:rPr>
-              <w:t>ɟ</w:t>
-            </w:r>
-          </w:p>
-        </w:tc>
-        <w:tc>
-          <w:tcPr>
-            <w:tcW w:w="584" w:type="dxa"/>
-          </w:tcPr>
-          <w:p>
-            <w:r>
-              <w:t>g</w:t>
-            </w:r>
-          </w:p>
-        </w:tc>
-        <w:tc>
-          <w:tcPr>
-            <w:tcW w:w="584" w:type="dxa"/>
-          </w:tcPr>
-          <w:p>
-            <w:r>
-              <w:rPr>
-                <w:rFonts w:ascii="Arial" w:hAnsi="Arial" w:cs="Arial"/>
-              </w:rPr>
-              <w:t>ɢ</w:t>
-            </w:r>
-          </w:p>
-        </w:tc>
-        <w:tc>
-          <w:tcPr>
-            <w:tcW w:w="552" w:type="dxa"/>
-          </w:tcPr>
-          <w:p/>
-        </w:tc>
-        <w:tc>
-          <w:tcPr>
-            <w:tcW w:w="562" w:type="dxa"/>
-          </w:tcPr>
-          <w:p/>
-        </w:tc>
-        <w:tc>
-          <w:tcPr>
-            <w:tcW w:w="555" w:type="dxa"/>
-          </w:tcPr>
-          <w:p>
-            <w:r>
-              <w:rPr>
-                <w:rFonts w:ascii="Arial" w:hAnsi="Arial" w:cs="Arial"/>
-              </w:rPr>
-              <w:t>ʔ</w:t>
-            </w:r>
-          </w:p>
-        </w:tc>
-        <w:tc>
-          <w:tcPr>
-            <w:tcW w:w="554" w:type="dxa"/>
-          </w:tcPr>
-          <w:p/>
-        </w:tc>
-        <w:tc>
-          <w:tcPr>
-            <w:tcW w:w="558" w:type="dxa"/>
-          </w:tcPr>
-          <w:p/>
-        </w:tc>
-        <w:tc>
-          <w:tcPr>
-            <w:tcW w:w="551" w:type="dxa"/>
-          </w:tcPr>
-          <w:p>
-            <w:r>
-              <w:t>|</w:t>
+              <w:t>̘</w:t>
+            </w:r>
+          </w:p>
+        </w:tc>
+        <w:tc>
+          <w:tcPr>
+            <w:tcW w:w="489" w:type="dxa"/>
+          </w:tcPr>
+          <w:p>
+            <w:r>
+              <w:rPr>
+                <w:rFonts w:ascii="Arial" w:hAnsi="Arial" w:cs="Arial"/>
+              </w:rPr>
+              <w:t>ɸ</w:t>
+            </w:r>
+          </w:p>
+        </w:tc>
+        <w:tc>
+          <w:tcPr>
+            <w:tcW w:w="479" w:type="dxa"/>
+          </w:tcPr>
+          <w:p>
+            <w:r>
+              <w:t>f</w:t>
+            </w:r>
+          </w:p>
+        </w:tc>
+        <w:tc>
+          <w:tcPr>
+            <w:tcW w:w="463" w:type="dxa"/>
+          </w:tcPr>
+          <w:p>
+            <w:r>
+              <w:t>θ</w:t>
+            </w:r>
+          </w:p>
+        </w:tc>
+        <w:tc>
+          <w:tcPr>
+            <w:tcW w:w="496" w:type="dxa"/>
+          </w:tcPr>
+          <w:p>
+            <w:r>
+              <w:t>s</w:t>
+            </w:r>
+          </w:p>
+        </w:tc>
+        <w:tc>
+          <w:tcPr>
+            <w:tcW w:w="519" w:type="dxa"/>
+          </w:tcPr>
+          <w:p>
+            <w:r>
+              <w:t>ʃ</w:t>
+            </w:r>
+          </w:p>
+        </w:tc>
+        <w:tc>
+          <w:tcPr>
+            <w:tcW w:w="489" w:type="dxa"/>
+          </w:tcPr>
+          <w:p>
+            <w:r>
+              <w:rPr>
+                <w:rFonts w:ascii="Arial" w:hAnsi="Arial" w:cs="Arial"/>
+              </w:rPr>
+              <w:t>ʂ</w:t>
+            </w:r>
+          </w:p>
+        </w:tc>
+        <w:tc>
+          <w:tcPr>
+            <w:tcW w:w="483" w:type="dxa"/>
+          </w:tcPr>
+          <w:p>
+            <w:r>
+              <w:t>ç</w:t>
+            </w:r>
+          </w:p>
+        </w:tc>
+        <w:tc>
+          <w:tcPr>
+            <w:tcW w:w="493" w:type="dxa"/>
+          </w:tcPr>
+          <w:p>
+            <w:r>
+              <w:t>x</w:t>
+            </w:r>
+          </w:p>
+        </w:tc>
+        <w:tc>
+          <w:tcPr>
+            <w:tcW w:w="549" w:type="dxa"/>
+          </w:tcPr>
+          <w:p>
+            <w:r>
+              <w:t>χ</w:t>
+            </w:r>
+          </w:p>
+        </w:tc>
+        <w:tc>
+          <w:tcPr>
+            <w:tcW w:w="731" w:type="dxa"/>
+          </w:tcPr>
+          <w:p>
+            <w:r>
+              <w:t>ħ</w:t>
+            </w:r>
+          </w:p>
+        </w:tc>
+        <w:tc>
+          <w:tcPr>
+            <w:tcW w:w="816" w:type="dxa"/>
+          </w:tcPr>
+          <w:p>
+            <w:r>
+              <w:rPr>
+                <w:rFonts w:ascii="Arial" w:hAnsi="Arial" w:cs="Arial"/>
+              </w:rPr>
+              <w:t>ʢ</w:t>
+            </w:r>
+          </w:p>
+        </w:tc>
+        <w:tc>
+          <w:tcPr>
+            <w:tcW w:w="789" w:type="dxa"/>
+          </w:tcPr>
+          <w:p>
+            <w:r>
+              <w:t>h</w:t>
+            </w:r>
+          </w:p>
+        </w:tc>
+        <w:tc>
+          <w:tcPr>
+            <w:tcW w:w="825" w:type="dxa"/>
+          </w:tcPr>
+          <w:p/>
+        </w:tc>
+        <w:tc>
+          <w:tcPr>
+            <w:tcW w:w="481" w:type="dxa"/>
+          </w:tcPr>
+          <w:p/>
+        </w:tc>
+        <w:tc>
+          <w:tcPr>
+            <w:tcW w:w="448" w:type="dxa"/>
+          </w:tcPr>
+          <w:p>
+            <w:r>
+              <w:rPr>
+                <w:rFonts w:ascii="Arial" w:hAnsi="Arial" w:cs="Arial"/>
+                <w:color w:val="000000" w:themeColor="text1"/>
+              </w:rPr>
+              <w:t>‖</w:t>
             </w:r>
           </w:p>
         </w:tc>
@@ -1145,33 +948,33 @@
           </w:tcPr>
           <w:p>
             <w:r>
-              <w:t>V F</w:t>
-            </w:r>
-          </w:p>
-        </w:tc>
-        <w:tc>
-          <w:tcPr>
-            <w:tcW w:w="595" w:type="dxa"/>
-          </w:tcPr>
-          <w:p>
-            <w:pPr>
-              <w:rPr>
-                <w:b/>
-                <w:bCs/>
-              </w:rPr>
-            </w:pPr>
-            <w:r>
-              <w:rPr>
-                <w:b/>
-                <w:bCs/>
-              </w:rPr>
-              <w:t>3</w:t>
-            </w:r>
-          </w:p>
-        </w:tc>
-        <w:tc>
-          <w:tcPr>
-            <w:tcW w:w="562" w:type="dxa"/>
+              <w:t>Stop</w:t>
+            </w:r>
+          </w:p>
+        </w:tc>
+        <w:tc>
+          <w:tcPr>
+            <w:tcW w:w="590" w:type="dxa"/>
+          </w:tcPr>
+          <w:p>
+            <w:pPr>
+              <w:rPr>
+                <w:b/>
+                <w:bCs/>
+              </w:rPr>
+            </w:pPr>
+            <w:r>
+              <w:rPr>
+                <w:b/>
+                <w:bCs/>
+              </w:rPr>
+              <w:t>2</w:t>
+            </w:r>
+          </w:p>
+        </w:tc>
+        <w:tc>
+          <w:tcPr>
+            <w:tcW w:w="445" w:type="dxa"/>
             <w:tcBorders>
               <w:top w:val="single" w:sz="4" w:space="0" w:color="auto"/>
               <w:left w:val="single" w:sz="4" w:space="0" w:color="auto"/>
@@ -1184,162 +987,138 @@
               <w:rPr>
                 <w:rFonts w:ascii="Arial" w:hAnsi="Arial" w:cs="Arial"/>
               </w:rPr>
-              <w:t>̘</w:t>
-            </w:r>
-          </w:p>
-        </w:tc>
-        <w:tc>
-          <w:tcPr>
-            <w:tcW w:w="561" w:type="dxa"/>
-          </w:tcPr>
-          <w:p>
-            <w:r>
-              <w:rPr>
-                <w:rFonts w:ascii="Arial" w:hAnsi="Arial" w:cs="Arial"/>
-              </w:rPr>
-              <w:t>ɸ</w:t>
-            </w:r>
-          </w:p>
-        </w:tc>
-        <w:tc>
-          <w:tcPr>
-            <w:tcW w:w="554" w:type="dxa"/>
-          </w:tcPr>
-          <w:p>
-            <w:r>
-              <w:t>f</w:t>
-            </w:r>
-          </w:p>
-        </w:tc>
-        <w:tc>
-          <w:tcPr>
-            <w:tcW w:w="559" w:type="dxa"/>
-          </w:tcPr>
-          <w:p>
-            <w:r>
-              <w:t>θ</w:t>
-            </w:r>
-          </w:p>
-        </w:tc>
-        <w:tc>
-          <w:tcPr>
-            <w:tcW w:w="576" w:type="dxa"/>
-          </w:tcPr>
-          <w:p>
-            <w:r>
-              <w:t>s</w:t>
-            </w:r>
-          </w:p>
-        </w:tc>
-        <w:tc>
-          <w:tcPr>
-            <w:tcW w:w="560" w:type="dxa"/>
-          </w:tcPr>
-          <w:p>
-            <w:r>
-              <w:t>ʃ</w:t>
-            </w:r>
-          </w:p>
-        </w:tc>
-        <w:tc>
-          <w:tcPr>
-            <w:tcW w:w="560" w:type="dxa"/>
-          </w:tcPr>
-          <w:p>
-            <w:r>
-              <w:rPr>
-                <w:rFonts w:ascii="Arial" w:hAnsi="Arial" w:cs="Arial"/>
-              </w:rPr>
-              <w:t>ʂ</w:t>
-            </w:r>
-          </w:p>
-        </w:tc>
-        <w:tc>
-          <w:tcPr>
-            <w:tcW w:w="558" w:type="dxa"/>
-          </w:tcPr>
-          <w:p>
-            <w:r>
-              <w:t>ç</w:t>
-            </w:r>
-          </w:p>
-        </w:tc>
-        <w:tc>
-          <w:tcPr>
-            <w:tcW w:w="584" w:type="dxa"/>
-          </w:tcPr>
-          <w:p>
-            <w:r>
-              <w:t>x</w:t>
-            </w:r>
-          </w:p>
-        </w:tc>
-        <w:tc>
-          <w:tcPr>
-            <w:tcW w:w="584" w:type="dxa"/>
-          </w:tcPr>
-          <w:p>
-            <w:r>
-              <w:t>χ</w:t>
-            </w:r>
-          </w:p>
-        </w:tc>
-        <w:tc>
-          <w:tcPr>
-            <w:tcW w:w="552" w:type="dxa"/>
-          </w:tcPr>
-          <w:p>
-            <w:r>
-              <w:t>ħ</w:t>
-            </w:r>
-          </w:p>
-        </w:tc>
-        <w:tc>
-          <w:tcPr>
-            <w:tcW w:w="562" w:type="dxa"/>
-          </w:tcPr>
-          <w:p>
-            <w:r>
-              <w:rPr>
-                <w:rFonts w:ascii="Arial" w:hAnsi="Arial" w:cs="Arial"/>
-              </w:rPr>
-              <w:t>ʢ</w:t>
-            </w:r>
-          </w:p>
-        </w:tc>
-        <w:tc>
-          <w:tcPr>
-            <w:tcW w:w="555" w:type="dxa"/>
-          </w:tcPr>
-          <w:p>
-            <w:r>
-              <w:t>h</w:t>
-            </w:r>
-          </w:p>
-        </w:tc>
-        <w:tc>
-          <w:tcPr>
-            <w:tcW w:w="554" w:type="dxa"/>
-          </w:tcPr>
-          <w:p/>
-        </w:tc>
-        <w:tc>
-          <w:tcPr>
-            <w:tcW w:w="558" w:type="dxa"/>
-          </w:tcPr>
-          <w:p/>
-        </w:tc>
-        <w:tc>
-          <w:tcPr>
-            <w:tcW w:w="551" w:type="dxa"/>
-          </w:tcPr>
-          <w:p>
-            <w:r>
-              <w:rPr>
-                <w:rFonts w:ascii="Arial" w:hAnsi="Arial" w:cs="Arial"/>
-                <w:color w:val="000000" w:themeColor="text1"/>
-              </w:rPr>
-              <w:t>‖</w:t>
+              <w:t>ˌ</w:t>
+            </w:r>
+          </w:p>
+        </w:tc>
+        <w:tc>
+          <w:tcPr>
+            <w:tcW w:w="489" w:type="dxa"/>
+          </w:tcPr>
+          <w:p>
+            <w:r>
+              <w:t>b</w:t>
+            </w:r>
+          </w:p>
+        </w:tc>
+        <w:tc>
+          <w:tcPr>
+            <w:tcW w:w="479" w:type="dxa"/>
+          </w:tcPr>
+          <w:p/>
+        </w:tc>
+        <w:tc>
+          <w:tcPr>
+            <w:tcW w:w="463" w:type="dxa"/>
+          </w:tcPr>
+          <w:p/>
+        </w:tc>
+        <w:tc>
+          <w:tcPr>
+            <w:tcW w:w="496" w:type="dxa"/>
+          </w:tcPr>
+          <w:p>
+            <w:r>
+              <w:t>d</w:t>
+            </w:r>
+          </w:p>
+        </w:tc>
+        <w:tc>
+          <w:tcPr>
+            <w:tcW w:w="519" w:type="dxa"/>
+          </w:tcPr>
+          <w:p/>
+        </w:tc>
+        <w:tc>
+          <w:tcPr>
+            <w:tcW w:w="489" w:type="dxa"/>
+          </w:tcPr>
+          <w:p>
+            <w:r>
+              <w:t>ɖ</w:t>
+            </w:r>
+          </w:p>
+        </w:tc>
+        <w:tc>
+          <w:tcPr>
+            <w:tcW w:w="483" w:type="dxa"/>
+          </w:tcPr>
+          <w:p>
+            <w:r>
+              <w:rPr>
+                <w:rFonts w:ascii="Arial" w:hAnsi="Arial" w:cs="Arial"/>
+              </w:rPr>
+              <w:t>ɟ</w:t>
+            </w:r>
+          </w:p>
+        </w:tc>
+        <w:tc>
+          <w:tcPr>
+            <w:tcW w:w="493" w:type="dxa"/>
+          </w:tcPr>
+          <w:p>
+            <w:r>
+              <w:t>g</w:t>
+            </w:r>
+          </w:p>
+        </w:tc>
+        <w:tc>
+          <w:tcPr>
+            <w:tcW w:w="549" w:type="dxa"/>
+          </w:tcPr>
+          <w:p>
+            <w:r>
+              <w:rPr>
+                <w:rFonts w:ascii="Arial" w:hAnsi="Arial" w:cs="Arial"/>
+              </w:rPr>
+              <w:t>ɢ</w:t>
+            </w:r>
+          </w:p>
+        </w:tc>
+        <w:tc>
+          <w:tcPr>
+            <w:tcW w:w="731" w:type="dxa"/>
+          </w:tcPr>
+          <w:p/>
+        </w:tc>
+        <w:tc>
+          <w:tcPr>
+            <w:tcW w:w="816" w:type="dxa"/>
+          </w:tcPr>
+          <w:p/>
+        </w:tc>
+        <w:tc>
+          <w:tcPr>
+            <w:tcW w:w="789" w:type="dxa"/>
+          </w:tcPr>
+          <w:p>
+            <w:r>
+              <w:rPr>
+                <w:rFonts w:ascii="Arial" w:hAnsi="Arial" w:cs="Arial"/>
+              </w:rPr>
+              <w:t>ʔ</w:t>
+            </w:r>
+          </w:p>
+        </w:tc>
+        <w:tc>
+          <w:tcPr>
+            <w:tcW w:w="825" w:type="dxa"/>
+          </w:tcPr>
+          <w:p/>
+        </w:tc>
+        <w:tc>
+          <w:tcPr>
+            <w:tcW w:w="481" w:type="dxa"/>
+          </w:tcPr>
+          <w:p/>
+        </w:tc>
+        <w:tc>
+          <w:tcPr>
+            <w:tcW w:w="448" w:type="dxa"/>
+          </w:tcPr>
+          <w:p>
+            <w:r>
+              <w:t>|</w:t>
             </w:r>
           </w:p>
         </w:tc>
@@ -1357,27 +1136,27 @@
         </w:tc>
         <w:tc>
           <w:tcPr>
-            <w:tcW w:w="595" w:type="dxa"/>
-          </w:tcPr>
-          <w:p>
-            <w:pPr>
-              <w:rPr>
-                <w:b/>
-                <w:bCs/>
-              </w:rPr>
-            </w:pPr>
-            <w:r>
-              <w:rPr>
-                <w:b/>
-                <w:bCs/>
-              </w:rPr>
-              <w:t>4</w:t>
-            </w:r>
-          </w:p>
-        </w:tc>
-        <w:tc>
-          <w:tcPr>
-            <w:tcW w:w="562" w:type="dxa"/>
+            <w:tcW w:w="590" w:type="dxa"/>
+          </w:tcPr>
+          <w:p>
+            <w:pPr>
+              <w:rPr>
+                <w:b/>
+                <w:bCs/>
+              </w:rPr>
+            </w:pPr>
+            <w:r>
+              <w:rPr>
+                <w:b/>
+                <w:bCs/>
+              </w:rPr>
+              <w:t>3</w:t>
+            </w:r>
+          </w:p>
+        </w:tc>
+        <w:tc>
+          <w:tcPr>
+            <w:tcW w:w="445" w:type="dxa"/>
             <w:tcBorders>
               <w:top w:val="single" w:sz="4" w:space="0" w:color="auto"/>
               <w:left w:val="single" w:sz="4" w:space="0" w:color="auto"/>
@@ -1396,7 +1175,7 @@
         </w:tc>
         <w:tc>
           <w:tcPr>
-            <w:tcW w:w="561" w:type="dxa"/>
+            <w:tcW w:w="489" w:type="dxa"/>
           </w:tcPr>
           <w:p>
             <w:pPr>
@@ -1411,7 +1190,7 @@
         </w:tc>
         <w:tc>
           <w:tcPr>
-            <w:tcW w:w="554" w:type="dxa"/>
+            <w:tcW w:w="479" w:type="dxa"/>
           </w:tcPr>
           <w:p>
             <w:pPr>
@@ -1424,13 +1203,13 @@
         </w:tc>
         <w:tc>
           <w:tcPr>
-            <w:tcW w:w="559" w:type="dxa"/>
-          </w:tcPr>
-          <w:p/>
-        </w:tc>
-        <w:tc>
-          <w:tcPr>
-            <w:tcW w:w="576" w:type="dxa"/>
+            <w:tcW w:w="463" w:type="dxa"/>
+          </w:tcPr>
+          <w:p/>
+        </w:tc>
+        <w:tc>
+          <w:tcPr>
+            <w:tcW w:w="496" w:type="dxa"/>
           </w:tcPr>
           <w:p>
             <w:pPr>
@@ -1446,13 +1225,13 @@
         </w:tc>
         <w:tc>
           <w:tcPr>
-            <w:tcW w:w="560" w:type="dxa"/>
-          </w:tcPr>
-          <w:p/>
-        </w:tc>
-        <w:tc>
-          <w:tcPr>
-            <w:tcW w:w="560" w:type="dxa"/>
+            <w:tcW w:w="519" w:type="dxa"/>
+          </w:tcPr>
+          <w:p/>
+        </w:tc>
+        <w:tc>
+          <w:tcPr>
+            <w:tcW w:w="489" w:type="dxa"/>
           </w:tcPr>
           <w:p>
             <w:r>
@@ -1465,7 +1244,7 @@
         </w:tc>
         <w:tc>
           <w:tcPr>
-            <w:tcW w:w="558" w:type="dxa"/>
+            <w:tcW w:w="483" w:type="dxa"/>
           </w:tcPr>
           <w:p>
             <w:r>
@@ -1475,7 +1254,7 @@
         </w:tc>
         <w:tc>
           <w:tcPr>
-            <w:tcW w:w="584" w:type="dxa"/>
+            <w:tcW w:w="493" w:type="dxa"/>
           </w:tcPr>
           <w:p>
             <w:r>
@@ -1485,7 +1264,7 @@
         </w:tc>
         <w:tc>
           <w:tcPr>
-            <w:tcW w:w="584" w:type="dxa"/>
+            <w:tcW w:w="549" w:type="dxa"/>
           </w:tcPr>
           <w:p>
             <w:pPr>
@@ -1500,74 +1279,39 @@
         </w:tc>
         <w:tc>
           <w:tcPr>
-            <w:tcW w:w="552" w:type="dxa"/>
-          </w:tcPr>
-          <w:p>
-            <w:proofErr w:type="spellStart"/>
-            <w:r>
-              <w:t>i</w:t>
-            </w:r>
-            <w:proofErr w:type="spellEnd"/>
-          </w:p>
-        </w:tc>
-        <w:tc>
-          <w:tcPr>
-            <w:tcW w:w="562" w:type="dxa"/>
-          </w:tcPr>
-          <w:p>
-            <w:r>
-              <w:t>y</w:t>
-            </w:r>
-          </w:p>
-        </w:tc>
-        <w:tc>
-          <w:tcPr>
-            <w:tcW w:w="555" w:type="dxa"/>
-          </w:tcPr>
-          <w:p>
-            <w:r>
-              <w:rPr>
-                <w:rFonts w:ascii="Arial" w:hAnsi="Arial" w:cs="Arial"/>
-              </w:rPr>
-              <w:t>ɨ</w:t>
-            </w:r>
-          </w:p>
-        </w:tc>
-        <w:tc>
-          <w:tcPr>
-            <w:tcW w:w="554" w:type="dxa"/>
-          </w:tcPr>
-          <w:p>
-            <w:r>
-              <w:rPr>
-                <w:rFonts w:ascii="Arial" w:hAnsi="Arial" w:cs="Arial"/>
-              </w:rPr>
-              <w:t>ʉ</w:t>
-            </w:r>
-          </w:p>
-        </w:tc>
-        <w:tc>
-          <w:tcPr>
-            <w:tcW w:w="558" w:type="dxa"/>
-          </w:tcPr>
-          <w:p>
-            <w:r>
-              <w:rPr>
-                <w:rFonts w:ascii="Arial" w:hAnsi="Arial" w:cs="Arial"/>
-              </w:rPr>
-              <w:t>ɯ</w:t>
-            </w:r>
-          </w:p>
-        </w:tc>
-        <w:tc>
-          <w:tcPr>
-            <w:tcW w:w="551" w:type="dxa"/>
-          </w:tcPr>
-          <w:p>
-            <w:r>
-              <w:t>u</w:t>
-            </w:r>
-          </w:p>
+            <w:tcW w:w="731" w:type="dxa"/>
+          </w:tcPr>
+          <w:p/>
+        </w:tc>
+        <w:tc>
+          <w:tcPr>
+            <w:tcW w:w="816" w:type="dxa"/>
+          </w:tcPr>
+          <w:p/>
+        </w:tc>
+        <w:tc>
+          <w:tcPr>
+            <w:tcW w:w="789" w:type="dxa"/>
+          </w:tcPr>
+          <w:p/>
+        </w:tc>
+        <w:tc>
+          <w:tcPr>
+            <w:tcW w:w="825" w:type="dxa"/>
+          </w:tcPr>
+          <w:p/>
+        </w:tc>
+        <w:tc>
+          <w:tcPr>
+            <w:tcW w:w="481" w:type="dxa"/>
+          </w:tcPr>
+          <w:p/>
+        </w:tc>
+        <w:tc>
+          <w:tcPr>
+            <w:tcW w:w="448" w:type="dxa"/>
+          </w:tcPr>
+          <w:p/>
         </w:tc>
       </w:tr>
       <w:tr>
@@ -1583,27 +1327,27 @@
         </w:tc>
         <w:tc>
           <w:tcPr>
-            <w:tcW w:w="595" w:type="dxa"/>
-          </w:tcPr>
-          <w:p>
-            <w:pPr>
-              <w:rPr>
-                <w:b/>
-                <w:bCs/>
-              </w:rPr>
-            </w:pPr>
-            <w:r>
-              <w:rPr>
-                <w:b/>
-                <w:bCs/>
-              </w:rPr>
-              <w:t>5</w:t>
-            </w:r>
-          </w:p>
-        </w:tc>
-        <w:tc>
-          <w:tcPr>
-            <w:tcW w:w="562" w:type="dxa"/>
+            <w:tcW w:w="590" w:type="dxa"/>
+          </w:tcPr>
+          <w:p>
+            <w:pPr>
+              <w:rPr>
+                <w:b/>
+                <w:bCs/>
+              </w:rPr>
+            </w:pPr>
+            <w:r>
+              <w:rPr>
+                <w:b/>
+                <w:bCs/>
+              </w:rPr>
+              <w:t>4</w:t>
+            </w:r>
+          </w:p>
+        </w:tc>
+        <w:tc>
+          <w:tcPr>
+            <w:tcW w:w="445" w:type="dxa"/>
             <w:tcBorders>
               <w:top w:val="single" w:sz="4" w:space="0" w:color="auto"/>
               <w:left w:val="single" w:sz="4" w:space="0" w:color="auto"/>
@@ -1622,7 +1366,7 @@
         </w:tc>
         <w:tc>
           <w:tcPr>
-            <w:tcW w:w="561" w:type="dxa"/>
+            <w:tcW w:w="489" w:type="dxa"/>
           </w:tcPr>
           <w:p>
             <w:pPr>
@@ -1647,7 +1391,7 @@
         </w:tc>
         <w:tc>
           <w:tcPr>
-            <w:tcW w:w="554" w:type="dxa"/>
+            <w:tcW w:w="479" w:type="dxa"/>
           </w:tcPr>
           <w:p>
             <w:pPr>
@@ -1659,13 +1403,13 @@
         </w:tc>
         <w:tc>
           <w:tcPr>
-            <w:tcW w:w="559" w:type="dxa"/>
-          </w:tcPr>
-          <w:p/>
-        </w:tc>
-        <w:tc>
-          <w:tcPr>
-            <w:tcW w:w="576" w:type="dxa"/>
+            <w:tcW w:w="463" w:type="dxa"/>
+          </w:tcPr>
+          <w:p/>
+        </w:tc>
+        <w:tc>
+          <w:tcPr>
+            <w:tcW w:w="496" w:type="dxa"/>
           </w:tcPr>
           <w:p>
             <w:pPr>
@@ -1687,13 +1431,13 @@
         </w:tc>
         <w:tc>
           <w:tcPr>
-            <w:tcW w:w="560" w:type="dxa"/>
-          </w:tcPr>
-          <w:p/>
-        </w:tc>
-        <w:tc>
-          <w:tcPr>
-            <w:tcW w:w="560" w:type="dxa"/>
+            <w:tcW w:w="519" w:type="dxa"/>
+          </w:tcPr>
+          <w:p/>
+        </w:tc>
+        <w:tc>
+          <w:tcPr>
+            <w:tcW w:w="489" w:type="dxa"/>
           </w:tcPr>
           <w:p>
             <w:proofErr w:type="spellStart"/>
@@ -1711,7 +1455,7 @@
         </w:tc>
         <w:tc>
           <w:tcPr>
-            <w:tcW w:w="558" w:type="dxa"/>
+            <w:tcW w:w="483" w:type="dxa"/>
           </w:tcPr>
           <w:p>
             <w:proofErr w:type="spellStart"/>
@@ -1732,7 +1476,7 @@
         </w:tc>
         <w:tc>
           <w:tcPr>
-            <w:tcW w:w="584" w:type="dxa"/>
+            <w:tcW w:w="493" w:type="dxa"/>
           </w:tcPr>
           <w:p>
             <w:proofErr w:type="spellStart"/>
@@ -1750,7 +1494,7 @@
         </w:tc>
         <w:tc>
           <w:tcPr>
-            <w:tcW w:w="584" w:type="dxa"/>
+            <w:tcW w:w="549" w:type="dxa"/>
           </w:tcPr>
           <w:p>
             <w:pPr>
@@ -1777,70 +1521,72 @@
         </w:tc>
         <w:tc>
           <w:tcPr>
-            <w:tcW w:w="552" w:type="dxa"/>
-          </w:tcPr>
-          <w:p>
-            <w:r>
-              <w:t>e</w:t>
-            </w:r>
-          </w:p>
-        </w:tc>
-        <w:tc>
-          <w:tcPr>
-            <w:tcW w:w="562" w:type="dxa"/>
-          </w:tcPr>
-          <w:p>
-            <w:r>
-              <w:t>ø</w:t>
-            </w:r>
-          </w:p>
-        </w:tc>
-        <w:tc>
-          <w:tcPr>
-            <w:tcW w:w="555" w:type="dxa"/>
-          </w:tcPr>
-          <w:p>
-            <w:r>
-              <w:rPr>
-                <w:rFonts w:ascii="Arial" w:hAnsi="Arial" w:cs="Arial"/>
-              </w:rPr>
-              <w:t>ɘ</w:t>
-            </w:r>
-          </w:p>
-        </w:tc>
-        <w:tc>
-          <w:tcPr>
-            <w:tcW w:w="554" w:type="dxa"/>
-          </w:tcPr>
-          <w:p>
-            <w:r>
-              <w:rPr>
-                <w:rFonts w:ascii="Arial" w:hAnsi="Arial" w:cs="Arial"/>
-              </w:rPr>
-              <w:t>ɵ</w:t>
-            </w:r>
-          </w:p>
-        </w:tc>
-        <w:tc>
-          <w:tcPr>
-            <w:tcW w:w="558" w:type="dxa"/>
-          </w:tcPr>
-          <w:p>
-            <w:r>
-              <w:rPr>
-                <w:rFonts w:ascii="Arial" w:hAnsi="Arial" w:cs="Arial"/>
-              </w:rPr>
-              <w:t>ɤ</w:t>
-            </w:r>
-          </w:p>
-        </w:tc>
-        <w:tc>
-          <w:tcPr>
-            <w:tcW w:w="551" w:type="dxa"/>
-          </w:tcPr>
-          <w:p>
-            <w:r>
-              <w:t>o</w:t>
+            <w:tcW w:w="731" w:type="dxa"/>
+          </w:tcPr>
+          <w:p>
+            <w:proofErr w:type="spellStart"/>
+            <w:r>
+              <w:t>i</w:t>
+            </w:r>
+            <w:proofErr w:type="spellEnd"/>
+          </w:p>
+        </w:tc>
+        <w:tc>
+          <w:tcPr>
+            <w:tcW w:w="816" w:type="dxa"/>
+          </w:tcPr>
+          <w:p>
+            <w:r>
+              <w:t>y</w:t>
+            </w:r>
+          </w:p>
+        </w:tc>
+        <w:tc>
+          <w:tcPr>
+            <w:tcW w:w="789" w:type="dxa"/>
+          </w:tcPr>
+          <w:p>
+            <w:r>
+              <w:rPr>
+                <w:rFonts w:ascii="Arial" w:hAnsi="Arial" w:cs="Arial"/>
+              </w:rPr>
+              <w:t>ɨ</w:t>
+            </w:r>
+          </w:p>
+        </w:tc>
+        <w:tc>
+          <w:tcPr>
+            <w:tcW w:w="825" w:type="dxa"/>
+          </w:tcPr>
+          <w:p>
+            <w:r>
+              <w:rPr>
+                <w:rFonts w:ascii="Arial" w:hAnsi="Arial" w:cs="Arial"/>
+              </w:rPr>
+              <w:t>ʉ</w:t>
+            </w:r>
+          </w:p>
+        </w:tc>
+        <w:tc>
+          <w:tcPr>
+            <w:tcW w:w="481" w:type="dxa"/>
+          </w:tcPr>
+          <w:p>
+            <w:r>
+              <w:rPr>
+                <w:rFonts w:ascii="Arial" w:hAnsi="Arial" w:cs="Arial"/>
+              </w:rPr>
+              <w:t>ɯ</w:t>
+            </w:r>
+          </w:p>
+        </w:tc>
+        <w:tc>
+          <w:tcPr>
+            <w:tcW w:w="448" w:type="dxa"/>
+          </w:tcPr>
+          <w:p>
+            <w:r>
+              <w:t>u</w:t>
             </w:r>
           </w:p>
         </w:tc>
@@ -1858,27 +1604,27 @@
         </w:tc>
         <w:tc>
           <w:tcPr>
-            <w:tcW w:w="595" w:type="dxa"/>
-          </w:tcPr>
-          <w:p>
-            <w:pPr>
-              <w:rPr>
-                <w:b/>
-                <w:bCs/>
-              </w:rPr>
-            </w:pPr>
-            <w:r>
-              <w:rPr>
-                <w:b/>
-                <w:bCs/>
-              </w:rPr>
-              <w:t>6</w:t>
-            </w:r>
-          </w:p>
-        </w:tc>
-        <w:tc>
-          <w:tcPr>
-            <w:tcW w:w="562" w:type="dxa"/>
+            <w:tcW w:w="590" w:type="dxa"/>
+          </w:tcPr>
+          <w:p>
+            <w:pPr>
+              <w:rPr>
+                <w:b/>
+                <w:bCs/>
+              </w:rPr>
+            </w:pPr>
+            <w:r>
+              <w:rPr>
+                <w:b/>
+                <w:bCs/>
+              </w:rPr>
+              <w:t>5</w:t>
+            </w:r>
+          </w:p>
+        </w:tc>
+        <w:tc>
+          <w:tcPr>
+            <w:tcW w:w="445" w:type="dxa"/>
             <w:tcBorders>
               <w:top w:val="single" w:sz="4" w:space="0" w:color="auto"/>
               <w:left w:val="single" w:sz="4" w:space="0" w:color="auto"/>
@@ -1897,7 +1643,7 @@
         </w:tc>
         <w:tc>
           <w:tcPr>
-            <w:tcW w:w="561" w:type="dxa"/>
+            <w:tcW w:w="489" w:type="dxa"/>
           </w:tcPr>
           <w:p>
             <w:pPr>
@@ -1922,7 +1668,7 @@
         </w:tc>
         <w:tc>
           <w:tcPr>
-            <w:tcW w:w="554" w:type="dxa"/>
+            <w:tcW w:w="479" w:type="dxa"/>
           </w:tcPr>
           <w:p>
             <w:pPr>
@@ -1935,13 +1681,13 @@
         </w:tc>
         <w:tc>
           <w:tcPr>
-            <w:tcW w:w="559" w:type="dxa"/>
-          </w:tcPr>
-          <w:p/>
-        </w:tc>
-        <w:tc>
-          <w:tcPr>
-            <w:tcW w:w="576" w:type="dxa"/>
+            <w:tcW w:w="463" w:type="dxa"/>
+          </w:tcPr>
+          <w:p/>
+        </w:tc>
+        <w:tc>
+          <w:tcPr>
+            <w:tcW w:w="496" w:type="dxa"/>
           </w:tcPr>
           <w:p>
             <w:pPr>
@@ -1965,13 +1711,13 @@
         </w:tc>
         <w:tc>
           <w:tcPr>
-            <w:tcW w:w="560" w:type="dxa"/>
-          </w:tcPr>
-          <w:p/>
-        </w:tc>
-        <w:tc>
-          <w:tcPr>
-            <w:tcW w:w="560" w:type="dxa"/>
+            <w:tcW w:w="519" w:type="dxa"/>
+          </w:tcPr>
+          <w:p/>
+        </w:tc>
+        <w:tc>
+          <w:tcPr>
+            <w:tcW w:w="489" w:type="dxa"/>
           </w:tcPr>
           <w:p>
             <w:proofErr w:type="spellStart"/>
@@ -1992,7 +1738,7 @@
         </w:tc>
         <w:tc>
           <w:tcPr>
-            <w:tcW w:w="558" w:type="dxa"/>
+            <w:tcW w:w="483" w:type="dxa"/>
           </w:tcPr>
           <w:p>
             <w:proofErr w:type="spellStart"/>
@@ -2010,7 +1756,7 @@
         </w:tc>
         <w:tc>
           <w:tcPr>
-            <w:tcW w:w="584" w:type="dxa"/>
+            <w:tcW w:w="493" w:type="dxa"/>
           </w:tcPr>
           <w:p>
             <w:proofErr w:type="spellStart"/>
@@ -2028,7 +1774,7 @@
         </w:tc>
         <w:tc>
           <w:tcPr>
-            <w:tcW w:w="584" w:type="dxa"/>
+            <w:tcW w:w="549" w:type="dxa"/>
           </w:tcPr>
           <w:p>
             <w:pPr>
@@ -2052,70 +1798,70 @@
         </w:tc>
         <w:tc>
           <w:tcPr>
-            <w:tcW w:w="552" w:type="dxa"/>
-          </w:tcPr>
-          <w:p>
-            <w:r>
-              <w:t>ɛ</w:t>
-            </w:r>
-          </w:p>
-        </w:tc>
-        <w:tc>
-          <w:tcPr>
-            <w:tcW w:w="562" w:type="dxa"/>
-          </w:tcPr>
-          <w:p>
-            <w:r>
-              <w:t>œ</w:t>
-            </w:r>
-          </w:p>
-        </w:tc>
-        <w:tc>
-          <w:tcPr>
-            <w:tcW w:w="555" w:type="dxa"/>
-          </w:tcPr>
-          <w:p>
-            <w:r>
-              <w:rPr>
-                <w:rFonts w:ascii="Arial" w:hAnsi="Arial" w:cs="Arial"/>
-              </w:rPr>
-              <w:t>ɜ</w:t>
-            </w:r>
-          </w:p>
-        </w:tc>
-        <w:tc>
-          <w:tcPr>
-            <w:tcW w:w="554" w:type="dxa"/>
-          </w:tcPr>
-          <w:p>
-            <w:r>
-              <w:rPr>
-                <w:rFonts w:ascii="Arial" w:hAnsi="Arial" w:cs="Arial"/>
-              </w:rPr>
-              <w:t>ɞ</w:t>
-            </w:r>
-          </w:p>
-        </w:tc>
-        <w:tc>
-          <w:tcPr>
-            <w:tcW w:w="558" w:type="dxa"/>
-          </w:tcPr>
-          <w:p>
-            <w:r>
-              <w:rPr>
-                <w:rFonts w:ascii="Arial" w:hAnsi="Arial" w:cs="Arial"/>
-              </w:rPr>
-              <w:t>ʌ</w:t>
-            </w:r>
-          </w:p>
-        </w:tc>
-        <w:tc>
-          <w:tcPr>
-            <w:tcW w:w="551" w:type="dxa"/>
-          </w:tcPr>
-          <w:p>
-            <w:r>
-              <w:t>ɔ</w:t>
+            <w:tcW w:w="731" w:type="dxa"/>
+          </w:tcPr>
+          <w:p>
+            <w:r>
+              <w:t>e</w:t>
+            </w:r>
+          </w:p>
+        </w:tc>
+        <w:tc>
+          <w:tcPr>
+            <w:tcW w:w="816" w:type="dxa"/>
+          </w:tcPr>
+          <w:p>
+            <w:r>
+              <w:t>ø</w:t>
+            </w:r>
+          </w:p>
+        </w:tc>
+        <w:tc>
+          <w:tcPr>
+            <w:tcW w:w="789" w:type="dxa"/>
+          </w:tcPr>
+          <w:p>
+            <w:r>
+              <w:rPr>
+                <w:rFonts w:ascii="Arial" w:hAnsi="Arial" w:cs="Arial"/>
+              </w:rPr>
+              <w:t>ɘ</w:t>
+            </w:r>
+          </w:p>
+        </w:tc>
+        <w:tc>
+          <w:tcPr>
+            <w:tcW w:w="825" w:type="dxa"/>
+          </w:tcPr>
+          <w:p>
+            <w:r>
+              <w:rPr>
+                <w:rFonts w:ascii="Arial" w:hAnsi="Arial" w:cs="Arial"/>
+              </w:rPr>
+              <w:t>ɵ</w:t>
+            </w:r>
+          </w:p>
+        </w:tc>
+        <w:tc>
+          <w:tcPr>
+            <w:tcW w:w="481" w:type="dxa"/>
+          </w:tcPr>
+          <w:p>
+            <w:r>
+              <w:rPr>
+                <w:rFonts w:ascii="Arial" w:hAnsi="Arial" w:cs="Arial"/>
+              </w:rPr>
+              <w:t>ɤ</w:t>
+            </w:r>
+          </w:p>
+        </w:tc>
+        <w:tc>
+          <w:tcPr>
+            <w:tcW w:w="448" w:type="dxa"/>
+          </w:tcPr>
+          <w:p>
+            <w:r>
+              <w:t>o</w:t>
             </w:r>
           </w:p>
         </w:tc>
@@ -2133,27 +1879,27 @@
         </w:tc>
         <w:tc>
           <w:tcPr>
-            <w:tcW w:w="595" w:type="dxa"/>
-          </w:tcPr>
-          <w:p>
-            <w:pPr>
-              <w:rPr>
-                <w:b/>
-                <w:bCs/>
-              </w:rPr>
-            </w:pPr>
-            <w:r>
-              <w:rPr>
-                <w:b/>
-                <w:bCs/>
-              </w:rPr>
-              <w:t>7</w:t>
-            </w:r>
-          </w:p>
-        </w:tc>
-        <w:tc>
-          <w:tcPr>
-            <w:tcW w:w="562" w:type="dxa"/>
+            <w:tcW w:w="590" w:type="dxa"/>
+          </w:tcPr>
+          <w:p>
+            <w:pPr>
+              <w:rPr>
+                <w:b/>
+                <w:bCs/>
+              </w:rPr>
+            </w:pPr>
+            <w:r>
+              <w:rPr>
+                <w:b/>
+                <w:bCs/>
+              </w:rPr>
+              <w:t>6</w:t>
+            </w:r>
+          </w:p>
+        </w:tc>
+        <w:tc>
+          <w:tcPr>
+            <w:tcW w:w="445" w:type="dxa"/>
             <w:tcBorders>
               <w:top w:val="single" w:sz="4" w:space="0" w:color="auto"/>
               <w:left w:val="single" w:sz="4" w:space="0" w:color="auto"/>
@@ -2172,7 +1918,7 @@
         </w:tc>
         <w:tc>
           <w:tcPr>
-            <w:tcW w:w="561" w:type="dxa"/>
+            <w:tcW w:w="489" w:type="dxa"/>
           </w:tcPr>
           <w:p>
             <w:pPr>
@@ -2192,7 +1938,7 @@
         </w:tc>
         <w:tc>
           <w:tcPr>
-            <w:tcW w:w="554" w:type="dxa"/>
+            <w:tcW w:w="479" w:type="dxa"/>
           </w:tcPr>
           <w:p>
             <w:pPr>
@@ -2205,13 +1951,13 @@
         </w:tc>
         <w:tc>
           <w:tcPr>
-            <w:tcW w:w="559" w:type="dxa"/>
-          </w:tcPr>
-          <w:p/>
-        </w:tc>
-        <w:tc>
-          <w:tcPr>
-            <w:tcW w:w="576" w:type="dxa"/>
+            <w:tcW w:w="463" w:type="dxa"/>
+          </w:tcPr>
+          <w:p/>
+        </w:tc>
+        <w:tc>
+          <w:tcPr>
+            <w:tcW w:w="496" w:type="dxa"/>
           </w:tcPr>
           <w:p>
             <w:pPr>
@@ -2230,13 +1976,13 @@
         </w:tc>
         <w:tc>
           <w:tcPr>
-            <w:tcW w:w="560" w:type="dxa"/>
-          </w:tcPr>
-          <w:p/>
-        </w:tc>
-        <w:tc>
-          <w:tcPr>
-            <w:tcW w:w="560" w:type="dxa"/>
+            <w:tcW w:w="519" w:type="dxa"/>
+          </w:tcPr>
+          <w:p/>
+        </w:tc>
+        <w:tc>
+          <w:tcPr>
+            <w:tcW w:w="489" w:type="dxa"/>
           </w:tcPr>
           <w:p>
             <w:r>
@@ -2249,7 +1995,7 @@
         </w:tc>
         <w:tc>
           <w:tcPr>
-            <w:tcW w:w="558" w:type="dxa"/>
+            <w:tcW w:w="483" w:type="dxa"/>
           </w:tcPr>
           <w:p>
             <w:r>
@@ -2262,7 +2008,7 @@
         </w:tc>
         <w:tc>
           <w:tcPr>
-            <w:tcW w:w="584" w:type="dxa"/>
+            <w:tcW w:w="493" w:type="dxa"/>
           </w:tcPr>
           <w:p>
             <w:r>
@@ -2275,7 +2021,7 @@
         </w:tc>
         <w:tc>
           <w:tcPr>
-            <w:tcW w:w="584" w:type="dxa"/>
+            <w:tcW w:w="549" w:type="dxa"/>
           </w:tcPr>
           <w:p>
             <w:pPr>
@@ -2294,79 +2040,70 @@
         </w:tc>
         <w:tc>
           <w:tcPr>
-            <w:tcW w:w="552" w:type="dxa"/>
-          </w:tcPr>
-          <w:p>
-            <w:r>
-              <w:t>a</w:t>
-            </w:r>
-          </w:p>
-        </w:tc>
-        <w:tc>
-          <w:tcPr>
-            <w:tcW w:w="562" w:type="dxa"/>
-          </w:tcPr>
-          <w:p>
-            <w:r>
-              <w:rPr>
-                <w:rFonts w:ascii="Arial" w:hAnsi="Arial" w:cs="Arial"/>
-              </w:rPr>
-              <w:t>ɶ</w:t>
-            </w:r>
-          </w:p>
-        </w:tc>
-        <w:tc>
-          <w:tcPr>
-            <w:tcW w:w="555" w:type="dxa"/>
-          </w:tcPr>
-          <w:p>
-            <w:r>
-              <w:t>ä</w:t>
-            </w:r>
-          </w:p>
-        </w:tc>
-        <w:tc>
-          <w:tcPr>
-            <w:tcW w:w="554" w:type="dxa"/>
-          </w:tcPr>
-          <w:p>
-            <w:r>
-              <w:rPr>
-                <w:rFonts w:ascii="Arial" w:hAnsi="Arial" w:cs="Arial"/>
-              </w:rPr>
-              <w:t>ɒ</w:t>
-            </w:r>
-            <w:r>
-              <w:rPr>
-                <w:rFonts w:ascii="Aptos" w:hAnsi="Aptos" w:cs="Aptos"/>
-              </w:rPr>
-              <w:t>̈</w:t>
-            </w:r>
-          </w:p>
-        </w:tc>
-        <w:tc>
-          <w:tcPr>
-            <w:tcW w:w="558" w:type="dxa"/>
-          </w:tcPr>
-          <w:p>
-            <w:r>
-              <w:rPr>
-                <w:rFonts w:ascii="Arial" w:hAnsi="Arial" w:cs="Arial"/>
-              </w:rPr>
-              <w:t>ɑ</w:t>
-            </w:r>
-          </w:p>
-        </w:tc>
-        <w:tc>
-          <w:tcPr>
-            <w:tcW w:w="551" w:type="dxa"/>
-          </w:tcPr>
-          <w:p>
-            <w:r>
-              <w:rPr>
-                <w:rFonts w:ascii="Arial" w:hAnsi="Arial" w:cs="Arial"/>
-              </w:rPr>
-              <w:t>ɒ</w:t>
+            <w:tcW w:w="731" w:type="dxa"/>
+          </w:tcPr>
+          <w:p>
+            <w:r>
+              <w:t>ɛ</w:t>
+            </w:r>
+          </w:p>
+        </w:tc>
+        <w:tc>
+          <w:tcPr>
+            <w:tcW w:w="816" w:type="dxa"/>
+          </w:tcPr>
+          <w:p>
+            <w:r>
+              <w:t>œ</w:t>
+            </w:r>
+          </w:p>
+        </w:tc>
+        <w:tc>
+          <w:tcPr>
+            <w:tcW w:w="789" w:type="dxa"/>
+          </w:tcPr>
+          <w:p>
+            <w:r>
+              <w:rPr>
+                <w:rFonts w:ascii="Arial" w:hAnsi="Arial" w:cs="Arial"/>
+              </w:rPr>
+              <w:t>ɜ</w:t>
+            </w:r>
+          </w:p>
+        </w:tc>
+        <w:tc>
+          <w:tcPr>
+            <w:tcW w:w="825" w:type="dxa"/>
+          </w:tcPr>
+          <w:p>
+            <w:r>
+              <w:rPr>
+                <w:rFonts w:ascii="Arial" w:hAnsi="Arial" w:cs="Arial"/>
+              </w:rPr>
+              <w:t>ɞ</w:t>
+            </w:r>
+          </w:p>
+        </w:tc>
+        <w:tc>
+          <w:tcPr>
+            <w:tcW w:w="481" w:type="dxa"/>
+          </w:tcPr>
+          <w:p>
+            <w:r>
+              <w:rPr>
+                <w:rFonts w:ascii="Arial" w:hAnsi="Arial" w:cs="Arial"/>
+              </w:rPr>
+              <w:t>ʌ</w:t>
+            </w:r>
+          </w:p>
+        </w:tc>
+        <w:tc>
+          <w:tcPr>
+            <w:tcW w:w="448" w:type="dxa"/>
+          </w:tcPr>
+          <w:p>
+            <w:r>
+              <w:t>ɔ</w:t>
             </w:r>
           </w:p>
         </w:tc>
@@ -2384,27 +2121,27 @@
         </w:tc>
         <w:tc>
           <w:tcPr>
-            <w:tcW w:w="595" w:type="dxa"/>
-          </w:tcPr>
-          <w:p>
-            <w:pPr>
-              <w:rPr>
-                <w:b/>
-                <w:bCs/>
-              </w:rPr>
-            </w:pPr>
-            <w:r>
-              <w:rPr>
-                <w:b/>
-                <w:bCs/>
-              </w:rPr>
-              <w:t>8</w:t>
-            </w:r>
-          </w:p>
-        </w:tc>
-        <w:tc>
-          <w:tcPr>
-            <w:tcW w:w="562" w:type="dxa"/>
+            <w:tcW w:w="590" w:type="dxa"/>
+          </w:tcPr>
+          <w:p>
+            <w:pPr>
+              <w:rPr>
+                <w:b/>
+                <w:bCs/>
+              </w:rPr>
+            </w:pPr>
+            <w:r>
+              <w:rPr>
+                <w:b/>
+                <w:bCs/>
+              </w:rPr>
+              <w:t>7</w:t>
+            </w:r>
+          </w:p>
+        </w:tc>
+        <w:tc>
+          <w:tcPr>
+            <w:tcW w:w="445" w:type="dxa"/>
             <w:tcBorders>
               <w:top w:val="single" w:sz="4" w:space="0" w:color="auto"/>
               <w:left w:val="single" w:sz="4" w:space="0" w:color="auto"/>
@@ -2423,7 +2160,7 @@
         </w:tc>
         <w:tc>
           <w:tcPr>
-            <w:tcW w:w="561" w:type="dxa"/>
+            <w:tcW w:w="489" w:type="dxa"/>
           </w:tcPr>
           <w:p>
             <w:pPr>
@@ -2446,7 +2183,7 @@
         </w:tc>
         <w:tc>
           <w:tcPr>
-            <w:tcW w:w="554" w:type="dxa"/>
+            <w:tcW w:w="479" w:type="dxa"/>
           </w:tcPr>
           <w:p>
             <w:pPr>
@@ -2459,13 +2196,13 @@
         </w:tc>
         <w:tc>
           <w:tcPr>
-            <w:tcW w:w="559" w:type="dxa"/>
-          </w:tcPr>
-          <w:p/>
-        </w:tc>
-        <w:tc>
-          <w:tcPr>
-            <w:tcW w:w="576" w:type="dxa"/>
+            <w:tcW w:w="463" w:type="dxa"/>
+          </w:tcPr>
+          <w:p/>
+        </w:tc>
+        <w:tc>
+          <w:tcPr>
+            <w:tcW w:w="496" w:type="dxa"/>
           </w:tcPr>
           <w:p>
             <w:pPr>
@@ -2484,13 +2221,13 @@
         </w:tc>
         <w:tc>
           <w:tcPr>
-            <w:tcW w:w="560" w:type="dxa"/>
-          </w:tcPr>
-          <w:p/>
-        </w:tc>
-        <w:tc>
-          <w:tcPr>
-            <w:tcW w:w="560" w:type="dxa"/>
+            <w:tcW w:w="519" w:type="dxa"/>
+          </w:tcPr>
+          <w:p/>
+        </w:tc>
+        <w:tc>
+          <w:tcPr>
+            <w:tcW w:w="489" w:type="dxa"/>
           </w:tcPr>
           <w:p>
             <w:r>
@@ -2503,7 +2240,7 @@
         </w:tc>
         <w:tc>
           <w:tcPr>
-            <w:tcW w:w="558" w:type="dxa"/>
+            <w:tcW w:w="483" w:type="dxa"/>
           </w:tcPr>
           <w:p>
             <w:r>
@@ -2516,7 +2253,7 @@
         </w:tc>
         <w:tc>
           <w:tcPr>
-            <w:tcW w:w="584" w:type="dxa"/>
+            <w:tcW w:w="493" w:type="dxa"/>
           </w:tcPr>
           <w:p>
             <w:r>
@@ -2529,7 +2266,7 @@
         </w:tc>
         <w:tc>
           <w:tcPr>
-            <w:tcW w:w="584" w:type="dxa"/>
+            <w:tcW w:w="549" w:type="dxa"/>
           </w:tcPr>
           <w:p>
             <w:pPr>
@@ -2548,73 +2285,79 @@
         </w:tc>
         <w:tc>
           <w:tcPr>
-            <w:tcW w:w="552" w:type="dxa"/>
-          </w:tcPr>
-          <w:p>
-            <w:r>
-              <w:rPr>
-                <w:rFonts w:ascii="Arial" w:hAnsi="Arial" w:cs="Arial"/>
-              </w:rPr>
-              <w:t>ɪ</w:t>
-            </w:r>
-          </w:p>
-        </w:tc>
-        <w:tc>
-          <w:tcPr>
-            <w:tcW w:w="562" w:type="dxa"/>
-          </w:tcPr>
-          <w:p>
-            <w:r>
-              <w:rPr>
-                <w:rFonts w:ascii="Arial" w:hAnsi="Arial" w:cs="Arial"/>
-              </w:rPr>
-              <w:t>ʏ</w:t>
-            </w:r>
-          </w:p>
-        </w:tc>
-        <w:tc>
-          <w:tcPr>
-            <w:tcW w:w="555" w:type="dxa"/>
-          </w:tcPr>
-          <w:p>
-            <w:r>
-              <w:t>æ</w:t>
-            </w:r>
-          </w:p>
-        </w:tc>
-        <w:tc>
-          <w:tcPr>
-            <w:tcW w:w="554" w:type="dxa"/>
-          </w:tcPr>
-          <w:p>
-            <w:r>
-              <w:rPr>
-                <w:rFonts w:ascii="Arial" w:hAnsi="Arial" w:cs="Arial"/>
-              </w:rPr>
-              <w:t>ɐ</w:t>
-            </w:r>
-          </w:p>
-        </w:tc>
-        <w:tc>
-          <w:tcPr>
-            <w:tcW w:w="558" w:type="dxa"/>
-          </w:tcPr>
-          <w:p>
-            <w:r>
-              <w:rPr>
-                <w:rFonts w:ascii="Arial" w:hAnsi="Arial" w:cs="Arial"/>
-              </w:rPr>
-              <w:t>ʊ</w:t>
-            </w:r>
-          </w:p>
-        </w:tc>
-        <w:tc>
-          <w:tcPr>
-            <w:tcW w:w="551" w:type="dxa"/>
-          </w:tcPr>
-          <w:p>
-            <w:r>
-              <w:t>ə</w:t>
+            <w:tcW w:w="731" w:type="dxa"/>
+          </w:tcPr>
+          <w:p>
+            <w:r>
+              <w:t>a</w:t>
+            </w:r>
+          </w:p>
+        </w:tc>
+        <w:tc>
+          <w:tcPr>
+            <w:tcW w:w="816" w:type="dxa"/>
+          </w:tcPr>
+          <w:p>
+            <w:r>
+              <w:rPr>
+                <w:rFonts w:ascii="Arial" w:hAnsi="Arial" w:cs="Arial"/>
+              </w:rPr>
+              <w:t>ɶ</w:t>
+            </w:r>
+          </w:p>
+        </w:tc>
+        <w:tc>
+          <w:tcPr>
+            <w:tcW w:w="789" w:type="dxa"/>
+          </w:tcPr>
+          <w:p>
+            <w:r>
+              <w:t>ä</w:t>
+            </w:r>
+          </w:p>
+        </w:tc>
+        <w:tc>
+          <w:tcPr>
+            <w:tcW w:w="825" w:type="dxa"/>
+          </w:tcPr>
+          <w:p>
+            <w:r>
+              <w:rPr>
+                <w:rFonts w:ascii="Arial" w:hAnsi="Arial" w:cs="Arial"/>
+              </w:rPr>
+              <w:t>ɒ</w:t>
+            </w:r>
+            <w:r>
+              <w:rPr>
+                <w:rFonts w:ascii="Aptos" w:hAnsi="Aptos" w:cs="Aptos"/>
+              </w:rPr>
+              <w:t>̈</w:t>
+            </w:r>
+          </w:p>
+        </w:tc>
+        <w:tc>
+          <w:tcPr>
+            <w:tcW w:w="481" w:type="dxa"/>
+          </w:tcPr>
+          <w:p>
+            <w:r>
+              <w:rPr>
+                <w:rFonts w:ascii="Arial" w:hAnsi="Arial" w:cs="Arial"/>
+              </w:rPr>
+              <w:t>ɑ</w:t>
+            </w:r>
+          </w:p>
+        </w:tc>
+        <w:tc>
+          <w:tcPr>
+            <w:tcW w:w="448" w:type="dxa"/>
+          </w:tcPr>
+          <w:p>
+            <w:r>
+              <w:rPr>
+                <w:rFonts w:ascii="Arial" w:hAnsi="Arial" w:cs="Arial"/>
+              </w:rPr>
+              <w:t>ɒ</w:t>
             </w:r>
           </w:p>
         </w:tc>
@@ -2632,27 +2375,27 @@
         </w:tc>
         <w:tc>
           <w:tcPr>
-            <w:tcW w:w="595" w:type="dxa"/>
-          </w:tcPr>
-          <w:p>
-            <w:pPr>
-              <w:rPr>
-                <w:b/>
-                <w:bCs/>
-              </w:rPr>
-            </w:pPr>
-            <w:r>
-              <w:rPr>
-                <w:b/>
-                <w:bCs/>
-              </w:rPr>
-              <w:t>9</w:t>
-            </w:r>
-          </w:p>
-        </w:tc>
-        <w:tc>
-          <w:tcPr>
-            <w:tcW w:w="562" w:type="dxa"/>
+            <w:tcW w:w="590" w:type="dxa"/>
+          </w:tcPr>
+          <w:p>
+            <w:pPr>
+              <w:rPr>
+                <w:b/>
+                <w:bCs/>
+              </w:rPr>
+            </w:pPr>
+            <w:r>
+              <w:rPr>
+                <w:b/>
+                <w:bCs/>
+              </w:rPr>
+              <w:t>8</w:t>
+            </w:r>
+          </w:p>
+        </w:tc>
+        <w:tc>
+          <w:tcPr>
+            <w:tcW w:w="445" w:type="dxa"/>
             <w:tcBorders>
               <w:top w:val="single" w:sz="4" w:space="0" w:color="auto"/>
               <w:left w:val="single" w:sz="4" w:space="0" w:color="auto"/>
@@ -2671,7 +2414,7 @@
         </w:tc>
         <w:tc>
           <w:tcPr>
-            <w:tcW w:w="561" w:type="dxa"/>
+            <w:tcW w:w="489" w:type="dxa"/>
           </w:tcPr>
           <w:p>
             <w:r>
@@ -2681,7 +2424,7 @@
         </w:tc>
         <w:tc>
           <w:tcPr>
-            <w:tcW w:w="554" w:type="dxa"/>
+            <w:tcW w:w="479" w:type="dxa"/>
           </w:tcPr>
           <w:p>
             <w:pPr>
@@ -2700,13 +2443,13 @@
         </w:tc>
         <w:tc>
           <w:tcPr>
-            <w:tcW w:w="559" w:type="dxa"/>
-          </w:tcPr>
-          <w:p/>
-        </w:tc>
-        <w:tc>
-          <w:tcPr>
-            <w:tcW w:w="576" w:type="dxa"/>
+            <w:tcW w:w="463" w:type="dxa"/>
+          </w:tcPr>
+          <w:p/>
+        </w:tc>
+        <w:tc>
+          <w:tcPr>
+            <w:tcW w:w="496" w:type="dxa"/>
           </w:tcPr>
           <w:p>
             <w:pPr>
@@ -2721,13 +2464,13 @@
         </w:tc>
         <w:tc>
           <w:tcPr>
-            <w:tcW w:w="560" w:type="dxa"/>
-          </w:tcPr>
-          <w:p/>
-        </w:tc>
-        <w:tc>
-          <w:tcPr>
-            <w:tcW w:w="560" w:type="dxa"/>
+            <w:tcW w:w="519" w:type="dxa"/>
+          </w:tcPr>
+          <w:p/>
+        </w:tc>
+        <w:tc>
+          <w:tcPr>
+            <w:tcW w:w="489" w:type="dxa"/>
           </w:tcPr>
           <w:p>
             <w:r>
@@ -2740,7 +2483,7 @@
         </w:tc>
         <w:tc>
           <w:tcPr>
-            <w:tcW w:w="558" w:type="dxa"/>
+            <w:tcW w:w="483" w:type="dxa"/>
           </w:tcPr>
           <w:p>
             <w:r>
@@ -2753,7 +2496,7 @@
         </w:tc>
         <w:tc>
           <w:tcPr>
-            <w:tcW w:w="584" w:type="dxa"/>
+            <w:tcW w:w="493" w:type="dxa"/>
           </w:tcPr>
           <w:p>
             <w:r>
@@ -2763,7 +2506,7 @@
         </w:tc>
         <w:tc>
           <w:tcPr>
-            <w:tcW w:w="584" w:type="dxa"/>
+            <w:tcW w:w="549" w:type="dxa"/>
           </w:tcPr>
           <w:p>
             <w:pPr>
@@ -2782,55 +2525,73 @@
         </w:tc>
         <w:tc>
           <w:tcPr>
-            <w:tcW w:w="552" w:type="dxa"/>
-          </w:tcPr>
-          <w:p>
-            <w:r>
-              <w:rPr>
-                <w:color w:val="FF0000"/>
-                <w:vertAlign w:val="superscript"/>
-              </w:rPr>
-              <w:t>̃</w:t>
-            </w:r>
-          </w:p>
-        </w:tc>
-        <w:tc>
-          <w:tcPr>
-            <w:tcW w:w="562" w:type="dxa"/>
-          </w:tcPr>
-          <w:p/>
-        </w:tc>
-        <w:tc>
-          <w:tcPr>
-            <w:tcW w:w="555" w:type="dxa"/>
-          </w:tcPr>
-          <w:p/>
-        </w:tc>
-        <w:tc>
-          <w:tcPr>
-            <w:tcW w:w="554" w:type="dxa"/>
-          </w:tcPr>
-          <w:p/>
-        </w:tc>
-        <w:tc>
-          <w:tcPr>
-            <w:tcW w:w="558" w:type="dxa"/>
-          </w:tcPr>
-          <w:p/>
-        </w:tc>
-        <w:tc>
-          <w:tcPr>
-            <w:tcW w:w="551" w:type="dxa"/>
+            <w:tcW w:w="731" w:type="dxa"/>
+          </w:tcPr>
+          <w:p>
+            <w:r>
+              <w:rPr>
+                <w:rFonts w:ascii="Arial" w:hAnsi="Arial" w:cs="Arial"/>
+              </w:rPr>
+              <w:t>ɪ</w:t>
+            </w:r>
+          </w:p>
+        </w:tc>
+        <w:tc>
+          <w:tcPr>
+            <w:tcW w:w="816" w:type="dxa"/>
+          </w:tcPr>
+          <w:p>
+            <w:r>
+              <w:rPr>
+                <w:rFonts w:ascii="Arial" w:hAnsi="Arial" w:cs="Arial"/>
+              </w:rPr>
+              <w:t>ʏ</w:t>
+            </w:r>
+          </w:p>
+        </w:tc>
+        <w:tc>
+          <w:tcPr>
+            <w:tcW w:w="789" w:type="dxa"/>
+          </w:tcPr>
+          <w:p>
+            <w:r>
+              <w:t>æ</w:t>
+            </w:r>
+          </w:p>
+        </w:tc>
+        <w:tc>
+          <w:tcPr>
+            <w:tcW w:w="825" w:type="dxa"/>
+          </w:tcPr>
+          <w:p>
+            <w:r>
+              <w:rPr>
+                <w:rFonts w:ascii="Arial" w:hAnsi="Arial" w:cs="Arial"/>
+              </w:rPr>
+              <w:t>ɐ</w:t>
+            </w:r>
+          </w:p>
+        </w:tc>
+        <w:tc>
+          <w:tcPr>
+            <w:tcW w:w="481" w:type="dxa"/>
+          </w:tcPr>
+          <w:p>
+            <w:r>
+              <w:rPr>
+                <w:rFonts w:ascii="Arial" w:hAnsi="Arial" w:cs="Arial"/>
+              </w:rPr>
+              <w:t>ʊ</w:t>
+            </w:r>
+          </w:p>
+        </w:tc>
+        <w:tc>
+          <w:tcPr>
+            <w:tcW w:w="448" w:type="dxa"/>
           </w:tcPr>
           <w:p>
             <w:r>
               <w:t>ə</w:t>
-            </w:r>
-            <w:r>
-              <w:rPr>
-                <w:rFonts w:ascii="Arial" w:hAnsi="Arial" w:cs="Arial"/>
-              </w:rPr>
-              <w:t>˞</w:t>
             </w:r>
           </w:p>
         </w:tc>
@@ -2848,27 +2609,27 @@
         </w:tc>
         <w:tc>
           <w:tcPr>
-            <w:tcW w:w="595" w:type="dxa"/>
-          </w:tcPr>
-          <w:p>
-            <w:pPr>
-              <w:rPr>
-                <w:b/>
-                <w:bCs/>
-              </w:rPr>
-            </w:pPr>
-            <w:r>
-              <w:rPr>
-                <w:b/>
-                <w:bCs/>
-              </w:rPr>
-              <w:t>A</w:t>
-            </w:r>
-          </w:p>
-        </w:tc>
-        <w:tc>
-          <w:tcPr>
-            <w:tcW w:w="562" w:type="dxa"/>
+            <w:tcW w:w="590" w:type="dxa"/>
+          </w:tcPr>
+          <w:p>
+            <w:pPr>
+              <w:rPr>
+                <w:b/>
+                <w:bCs/>
+              </w:rPr>
+            </w:pPr>
+            <w:r>
+              <w:rPr>
+                <w:b/>
+                <w:bCs/>
+              </w:rPr>
+              <w:t>9</w:t>
+            </w:r>
+          </w:p>
+        </w:tc>
+        <w:tc>
+          <w:tcPr>
+            <w:tcW w:w="445" w:type="dxa"/>
             <w:tcBorders>
               <w:top w:val="single" w:sz="4" w:space="0" w:color="auto"/>
               <w:left w:val="single" w:sz="4" w:space="0" w:color="auto"/>
@@ -2889,7 +2650,7 @@
         </w:tc>
         <w:tc>
           <w:tcPr>
-            <w:tcW w:w="561" w:type="dxa"/>
+            <w:tcW w:w="489" w:type="dxa"/>
           </w:tcPr>
           <w:p>
             <w:r>
@@ -2902,7 +2663,7 @@
         </w:tc>
         <w:tc>
           <w:tcPr>
-            <w:tcW w:w="554" w:type="dxa"/>
+            <w:tcW w:w="479" w:type="dxa"/>
           </w:tcPr>
           <w:p>
             <w:r>
@@ -2912,13 +2673,13 @@
         </w:tc>
         <w:tc>
           <w:tcPr>
-            <w:tcW w:w="559" w:type="dxa"/>
-          </w:tcPr>
-          <w:p/>
-        </w:tc>
-        <w:tc>
-          <w:tcPr>
-            <w:tcW w:w="576" w:type="dxa"/>
+            <w:tcW w:w="463" w:type="dxa"/>
+          </w:tcPr>
+          <w:p/>
+        </w:tc>
+        <w:tc>
+          <w:tcPr>
+            <w:tcW w:w="496" w:type="dxa"/>
           </w:tcPr>
           <w:p>
             <w:r>
@@ -2931,13 +2692,13 @@
         </w:tc>
         <w:tc>
           <w:tcPr>
-            <w:tcW w:w="560" w:type="dxa"/>
-          </w:tcPr>
-          <w:p/>
-        </w:tc>
-        <w:tc>
-          <w:tcPr>
-            <w:tcW w:w="560" w:type="dxa"/>
+            <w:tcW w:w="519" w:type="dxa"/>
+          </w:tcPr>
+          <w:p/>
+        </w:tc>
+        <w:tc>
+          <w:tcPr>
+            <w:tcW w:w="489" w:type="dxa"/>
           </w:tcPr>
           <w:p>
             <w:r>
@@ -2950,7 +2711,7 @@
         </w:tc>
         <w:tc>
           <w:tcPr>
-            <w:tcW w:w="558" w:type="dxa"/>
+            <w:tcW w:w="483" w:type="dxa"/>
           </w:tcPr>
           <w:p>
             <w:r>
@@ -2960,7 +2721,7 @@
         </w:tc>
         <w:tc>
           <w:tcPr>
-            <w:tcW w:w="584" w:type="dxa"/>
+            <w:tcW w:w="493" w:type="dxa"/>
           </w:tcPr>
           <w:p>
             <w:r>
@@ -2973,45 +2734,63 @@
         </w:tc>
         <w:tc>
           <w:tcPr>
-            <w:tcW w:w="584" w:type="dxa"/>
-          </w:tcPr>
-          <w:p/>
-        </w:tc>
-        <w:tc>
-          <w:tcPr>
-            <w:tcW w:w="552" w:type="dxa"/>
-          </w:tcPr>
-          <w:p/>
-        </w:tc>
-        <w:tc>
-          <w:tcPr>
-            <w:tcW w:w="562" w:type="dxa"/>
-          </w:tcPr>
-          <w:p/>
-        </w:tc>
-        <w:tc>
-          <w:tcPr>
-            <w:tcW w:w="555" w:type="dxa"/>
-          </w:tcPr>
-          <w:p/>
-        </w:tc>
-        <w:tc>
-          <w:tcPr>
-            <w:tcW w:w="554" w:type="dxa"/>
-          </w:tcPr>
-          <w:p/>
-        </w:tc>
-        <w:tc>
-          <w:tcPr>
-            <w:tcW w:w="558" w:type="dxa"/>
-          </w:tcPr>
-          <w:p/>
-        </w:tc>
-        <w:tc>
-          <w:tcPr>
-            <w:tcW w:w="551" w:type="dxa"/>
-          </w:tcPr>
-          <w:p/>
+            <w:tcW w:w="549" w:type="dxa"/>
+          </w:tcPr>
+          <w:p/>
+        </w:tc>
+        <w:tc>
+          <w:tcPr>
+            <w:tcW w:w="731" w:type="dxa"/>
+          </w:tcPr>
+          <w:p>
+            <w:r>
+              <w:rPr>
+                <w:color w:val="FF0000"/>
+                <w:vertAlign w:val="superscript"/>
+              </w:rPr>
+              <w:t>̃</w:t>
+            </w:r>
+          </w:p>
+        </w:tc>
+        <w:tc>
+          <w:tcPr>
+            <w:tcW w:w="816" w:type="dxa"/>
+          </w:tcPr>
+          <w:p/>
+        </w:tc>
+        <w:tc>
+          <w:tcPr>
+            <w:tcW w:w="789" w:type="dxa"/>
+          </w:tcPr>
+          <w:p/>
+        </w:tc>
+        <w:tc>
+          <w:tcPr>
+            <w:tcW w:w="825" w:type="dxa"/>
+          </w:tcPr>
+          <w:p/>
+        </w:tc>
+        <w:tc>
+          <w:tcPr>
+            <w:tcW w:w="481" w:type="dxa"/>
+          </w:tcPr>
+          <w:p/>
+        </w:tc>
+        <w:tc>
+          <w:tcPr>
+            <w:tcW w:w="448" w:type="dxa"/>
+          </w:tcPr>
+          <w:p>
+            <w:r>
+              <w:t>ə</w:t>
+            </w:r>
+            <w:r>
+              <w:rPr>
+                <w:rFonts w:ascii="Arial" w:hAnsi="Arial" w:cs="Arial"/>
+              </w:rPr>
+              <w:t>˞</w:t>
+            </w:r>
+          </w:p>
         </w:tc>
       </w:tr>
       <w:tr>
@@ -3027,27 +2806,27 @@
         </w:tc>
         <w:tc>
           <w:tcPr>
-            <w:tcW w:w="595" w:type="dxa"/>
-          </w:tcPr>
-          <w:p>
-            <w:pPr>
-              <w:rPr>
-                <w:b/>
-                <w:bCs/>
-              </w:rPr>
-            </w:pPr>
-            <w:r>
-              <w:rPr>
-                <w:b/>
-                <w:bCs/>
-              </w:rPr>
-              <w:t>B</w:t>
-            </w:r>
-          </w:p>
-        </w:tc>
-        <w:tc>
-          <w:tcPr>
-            <w:tcW w:w="562" w:type="dxa"/>
+            <w:tcW w:w="590" w:type="dxa"/>
+          </w:tcPr>
+          <w:p>
+            <w:pPr>
+              <w:rPr>
+                <w:b/>
+                <w:bCs/>
+              </w:rPr>
+            </w:pPr>
+            <w:r>
+              <w:rPr>
+                <w:b/>
+                <w:bCs/>
+              </w:rPr>
+              <w:t>A</w:t>
+            </w:r>
+          </w:p>
+        </w:tc>
+        <w:tc>
+          <w:tcPr>
+            <w:tcW w:w="445" w:type="dxa"/>
             <w:tcBorders>
               <w:top w:val="single" w:sz="4" w:space="0" w:color="auto"/>
               <w:left w:val="single" w:sz="4" w:space="0" w:color="auto"/>
@@ -3071,7 +2850,7 @@
         </w:tc>
         <w:tc>
           <w:tcPr>
-            <w:tcW w:w="561" w:type="dxa"/>
+            <w:tcW w:w="489" w:type="dxa"/>
           </w:tcPr>
           <w:p>
             <w:pPr>
@@ -3090,7 +2869,7 @@
         </w:tc>
         <w:tc>
           <w:tcPr>
-            <w:tcW w:w="554" w:type="dxa"/>
+            <w:tcW w:w="479" w:type="dxa"/>
           </w:tcPr>
           <w:p>
             <w:pPr>
@@ -3109,7 +2888,7 @@
         </w:tc>
         <w:tc>
           <w:tcPr>
-            <w:tcW w:w="559" w:type="dxa"/>
+            <w:tcW w:w="463" w:type="dxa"/>
           </w:tcPr>
           <w:p>
             <w:pPr>
@@ -3128,7 +2907,7 @@
         </w:tc>
         <w:tc>
           <w:tcPr>
-            <w:tcW w:w="576" w:type="dxa"/>
+            <w:tcW w:w="496" w:type="dxa"/>
           </w:tcPr>
           <w:p>
             <w:pPr>
@@ -3143,7 +2922,7 @@
         </w:tc>
         <w:tc>
           <w:tcPr>
-            <w:tcW w:w="560" w:type="dxa"/>
+            <w:tcW w:w="519" w:type="dxa"/>
           </w:tcPr>
           <w:p>
             <w:r>
@@ -3157,7 +2936,7 @@
         </w:tc>
         <w:tc>
           <w:tcPr>
-            <w:tcW w:w="560" w:type="dxa"/>
+            <w:tcW w:w="489" w:type="dxa"/>
           </w:tcPr>
           <w:p>
             <w:r>
@@ -3170,7 +2949,7 @@
         </w:tc>
         <w:tc>
           <w:tcPr>
-            <w:tcW w:w="558" w:type="dxa"/>
+            <w:tcW w:w="483" w:type="dxa"/>
           </w:tcPr>
           <w:p>
             <w:r>
@@ -3183,7 +2962,7 @@
         </w:tc>
         <w:tc>
           <w:tcPr>
-            <w:tcW w:w="584" w:type="dxa"/>
+            <w:tcW w:w="493" w:type="dxa"/>
           </w:tcPr>
           <w:p>
             <w:r>
@@ -3196,43 +2975,43 @@
         </w:tc>
         <w:tc>
           <w:tcPr>
-            <w:tcW w:w="584" w:type="dxa"/>
-          </w:tcPr>
-          <w:p/>
-        </w:tc>
-        <w:tc>
-          <w:tcPr>
-            <w:tcW w:w="552" w:type="dxa"/>
-          </w:tcPr>
-          <w:p/>
-        </w:tc>
-        <w:tc>
-          <w:tcPr>
-            <w:tcW w:w="562" w:type="dxa"/>
-          </w:tcPr>
-          <w:p/>
-        </w:tc>
-        <w:tc>
-          <w:tcPr>
-            <w:tcW w:w="555" w:type="dxa"/>
-          </w:tcPr>
-          <w:p/>
-        </w:tc>
-        <w:tc>
-          <w:tcPr>
-            <w:tcW w:w="554" w:type="dxa"/>
-          </w:tcPr>
-          <w:p/>
-        </w:tc>
-        <w:tc>
-          <w:tcPr>
-            <w:tcW w:w="558" w:type="dxa"/>
-          </w:tcPr>
-          <w:p/>
-        </w:tc>
-        <w:tc>
-          <w:tcPr>
-            <w:tcW w:w="551" w:type="dxa"/>
+            <w:tcW w:w="549" w:type="dxa"/>
+          </w:tcPr>
+          <w:p/>
+        </w:tc>
+        <w:tc>
+          <w:tcPr>
+            <w:tcW w:w="731" w:type="dxa"/>
+          </w:tcPr>
+          <w:p/>
+        </w:tc>
+        <w:tc>
+          <w:tcPr>
+            <w:tcW w:w="816" w:type="dxa"/>
+          </w:tcPr>
+          <w:p/>
+        </w:tc>
+        <w:tc>
+          <w:tcPr>
+            <w:tcW w:w="789" w:type="dxa"/>
+          </w:tcPr>
+          <w:p/>
+        </w:tc>
+        <w:tc>
+          <w:tcPr>
+            <w:tcW w:w="825" w:type="dxa"/>
+          </w:tcPr>
+          <w:p/>
+        </w:tc>
+        <w:tc>
+          <w:tcPr>
+            <w:tcW w:w="481" w:type="dxa"/>
+          </w:tcPr>
+          <w:p/>
+        </w:tc>
+        <w:tc>
+          <w:tcPr>
+            <w:tcW w:w="448" w:type="dxa"/>
           </w:tcPr>
           <w:p/>
         </w:tc>
@@ -3250,27 +3029,27 @@
         </w:tc>
         <w:tc>
           <w:tcPr>
-            <w:tcW w:w="595" w:type="dxa"/>
-          </w:tcPr>
-          <w:p>
-            <w:pPr>
-              <w:rPr>
-                <w:b/>
-                <w:bCs/>
-              </w:rPr>
-            </w:pPr>
-            <w:r>
-              <w:rPr>
-                <w:b/>
-                <w:bCs/>
-              </w:rPr>
-              <w:t>C</w:t>
-            </w:r>
-          </w:p>
-        </w:tc>
-        <w:tc>
-          <w:tcPr>
-            <w:tcW w:w="562" w:type="dxa"/>
+            <w:tcW w:w="590" w:type="dxa"/>
+          </w:tcPr>
+          <w:p>
+            <w:pPr>
+              <w:rPr>
+                <w:b/>
+                <w:bCs/>
+              </w:rPr>
+            </w:pPr>
+            <w:r>
+              <w:rPr>
+                <w:b/>
+                <w:bCs/>
+              </w:rPr>
+              <w:t>B</w:t>
+            </w:r>
+          </w:p>
+        </w:tc>
+        <w:tc>
+          <w:tcPr>
+            <w:tcW w:w="445" w:type="dxa"/>
             <w:tcBorders>
               <w:top w:val="single" w:sz="4" w:space="0" w:color="auto"/>
               <w:left w:val="single" w:sz="4" w:space="0" w:color="auto"/>
@@ -3289,7 +3068,7 @@
         </w:tc>
         <w:tc>
           <w:tcPr>
-            <w:tcW w:w="561" w:type="dxa"/>
+            <w:tcW w:w="489" w:type="dxa"/>
           </w:tcPr>
           <w:p>
             <w:r>
@@ -3302,13 +3081,13 @@
         </w:tc>
         <w:tc>
           <w:tcPr>
-            <w:tcW w:w="554" w:type="dxa"/>
-          </w:tcPr>
-          <w:p/>
-        </w:tc>
-        <w:tc>
-          <w:tcPr>
-            <w:tcW w:w="559" w:type="dxa"/>
+            <w:tcW w:w="479" w:type="dxa"/>
+          </w:tcPr>
+          <w:p/>
+        </w:tc>
+        <w:tc>
+          <w:tcPr>
+            <w:tcW w:w="463" w:type="dxa"/>
           </w:tcPr>
           <w:p>
             <w:r>
@@ -3321,7 +3100,7 @@
         </w:tc>
         <w:tc>
           <w:tcPr>
-            <w:tcW w:w="576" w:type="dxa"/>
+            <w:tcW w:w="496" w:type="dxa"/>
           </w:tcPr>
           <w:p>
             <w:r>
@@ -3334,7 +3113,7 @@
         </w:tc>
         <w:tc>
           <w:tcPr>
-            <w:tcW w:w="560" w:type="dxa"/>
+            <w:tcW w:w="519" w:type="dxa"/>
           </w:tcPr>
           <w:p>
             <w:r>
@@ -3347,13 +3126,13 @@
         </w:tc>
         <w:tc>
           <w:tcPr>
-            <w:tcW w:w="560" w:type="dxa"/>
-          </w:tcPr>
-          <w:p/>
-        </w:tc>
-        <w:tc>
-          <w:tcPr>
-            <w:tcW w:w="558" w:type="dxa"/>
+            <w:tcW w:w="489" w:type="dxa"/>
+          </w:tcPr>
+          <w:p/>
+        </w:tc>
+        <w:tc>
+          <w:tcPr>
+            <w:tcW w:w="483" w:type="dxa"/>
           </w:tcPr>
           <w:p>
             <w:r>
@@ -3366,49 +3145,49 @@
         </w:tc>
         <w:tc>
           <w:tcPr>
-            <w:tcW w:w="584" w:type="dxa"/>
-          </w:tcPr>
-          <w:p/>
-        </w:tc>
-        <w:tc>
-          <w:tcPr>
-            <w:tcW w:w="584" w:type="dxa"/>
-          </w:tcPr>
-          <w:p/>
-        </w:tc>
-        <w:tc>
-          <w:tcPr>
-            <w:tcW w:w="552" w:type="dxa"/>
-          </w:tcPr>
-          <w:p/>
-        </w:tc>
-        <w:tc>
-          <w:tcPr>
-            <w:tcW w:w="562" w:type="dxa"/>
-          </w:tcPr>
-          <w:p/>
-        </w:tc>
-        <w:tc>
-          <w:tcPr>
-            <w:tcW w:w="555" w:type="dxa"/>
-          </w:tcPr>
-          <w:p/>
-        </w:tc>
-        <w:tc>
-          <w:tcPr>
-            <w:tcW w:w="554" w:type="dxa"/>
-          </w:tcPr>
-          <w:p/>
-        </w:tc>
-        <w:tc>
-          <w:tcPr>
-            <w:tcW w:w="558" w:type="dxa"/>
-          </w:tcPr>
-          <w:p/>
-        </w:tc>
-        <w:tc>
-          <w:tcPr>
-            <w:tcW w:w="551" w:type="dxa"/>
+            <w:tcW w:w="493" w:type="dxa"/>
+          </w:tcPr>
+          <w:p/>
+        </w:tc>
+        <w:tc>
+          <w:tcPr>
+            <w:tcW w:w="549" w:type="dxa"/>
+          </w:tcPr>
+          <w:p/>
+        </w:tc>
+        <w:tc>
+          <w:tcPr>
+            <w:tcW w:w="731" w:type="dxa"/>
+          </w:tcPr>
+          <w:p/>
+        </w:tc>
+        <w:tc>
+          <w:tcPr>
+            <w:tcW w:w="816" w:type="dxa"/>
+          </w:tcPr>
+          <w:p/>
+        </w:tc>
+        <w:tc>
+          <w:tcPr>
+            <w:tcW w:w="789" w:type="dxa"/>
+          </w:tcPr>
+          <w:p/>
+        </w:tc>
+        <w:tc>
+          <w:tcPr>
+            <w:tcW w:w="825" w:type="dxa"/>
+          </w:tcPr>
+          <w:p/>
+        </w:tc>
+        <w:tc>
+          <w:tcPr>
+            <w:tcW w:w="481" w:type="dxa"/>
+          </w:tcPr>
+          <w:p/>
+        </w:tc>
+        <w:tc>
+          <w:tcPr>
+            <w:tcW w:w="448" w:type="dxa"/>
           </w:tcPr>
           <w:p/>
         </w:tc>
@@ -3426,27 +3205,27 @@
         </w:tc>
         <w:tc>
           <w:tcPr>
-            <w:tcW w:w="595" w:type="dxa"/>
-          </w:tcPr>
-          <w:p>
-            <w:pPr>
-              <w:rPr>
-                <w:b/>
-                <w:bCs/>
-              </w:rPr>
-            </w:pPr>
-            <w:r>
-              <w:rPr>
-                <w:b/>
-                <w:bCs/>
-              </w:rPr>
-              <w:t>D</w:t>
-            </w:r>
-          </w:p>
-        </w:tc>
-        <w:tc>
-          <w:tcPr>
-            <w:tcW w:w="562" w:type="dxa"/>
+            <w:tcW w:w="590" w:type="dxa"/>
+          </w:tcPr>
+          <w:p>
+            <w:pPr>
+              <w:rPr>
+                <w:b/>
+                <w:bCs/>
+              </w:rPr>
+            </w:pPr>
+            <w:r>
+              <w:rPr>
+                <w:b/>
+                <w:bCs/>
+              </w:rPr>
+              <w:t>C</w:t>
+            </w:r>
+          </w:p>
+        </w:tc>
+        <w:tc>
+          <w:tcPr>
+            <w:tcW w:w="445" w:type="dxa"/>
             <w:tcBorders>
               <w:top w:val="single" w:sz="4" w:space="0" w:color="auto"/>
               <w:left w:val="single" w:sz="4" w:space="0" w:color="auto"/>
@@ -3465,7 +3244,7 @@
         </w:tc>
         <w:tc>
           <w:tcPr>
-            <w:tcW w:w="561" w:type="dxa"/>
+            <w:tcW w:w="489" w:type="dxa"/>
           </w:tcPr>
           <w:p>
             <w:r>
@@ -3475,13 +3254,13 @@
         </w:tc>
         <w:tc>
           <w:tcPr>
-            <w:tcW w:w="554" w:type="dxa"/>
-          </w:tcPr>
-          <w:p/>
-        </w:tc>
-        <w:tc>
-          <w:tcPr>
-            <w:tcW w:w="559" w:type="dxa"/>
+            <w:tcW w:w="479" w:type="dxa"/>
+          </w:tcPr>
+          <w:p/>
+        </w:tc>
+        <w:tc>
+          <w:tcPr>
+            <w:tcW w:w="463" w:type="dxa"/>
           </w:tcPr>
           <w:p>
             <w:pPr>
@@ -3496,7 +3275,7 @@
         </w:tc>
         <w:tc>
           <w:tcPr>
-            <w:tcW w:w="576" w:type="dxa"/>
+            <w:tcW w:w="496" w:type="dxa"/>
           </w:tcPr>
           <w:p>
             <w:pPr>
@@ -3515,7 +3294,7 @@
         </w:tc>
         <w:tc>
           <w:tcPr>
-            <w:tcW w:w="560" w:type="dxa"/>
+            <w:tcW w:w="519" w:type="dxa"/>
           </w:tcPr>
           <w:p>
             <w:r>
@@ -3529,13 +3308,13 @@
         </w:tc>
         <w:tc>
           <w:tcPr>
-            <w:tcW w:w="560" w:type="dxa"/>
-          </w:tcPr>
-          <w:p/>
-        </w:tc>
-        <w:tc>
-          <w:tcPr>
-            <w:tcW w:w="558" w:type="dxa"/>
+            <w:tcW w:w="489" w:type="dxa"/>
+          </w:tcPr>
+          <w:p/>
+        </w:tc>
+        <w:tc>
+          <w:tcPr>
+            <w:tcW w:w="483" w:type="dxa"/>
           </w:tcPr>
           <w:p>
             <w:r>
@@ -3548,7 +3327,7 @@
         </w:tc>
         <w:tc>
           <w:tcPr>
-            <w:tcW w:w="584" w:type="dxa"/>
+            <w:tcW w:w="493" w:type="dxa"/>
           </w:tcPr>
           <w:p>
             <w:r>
@@ -3561,7 +3340,7 @@
         </w:tc>
         <w:tc>
           <w:tcPr>
-            <w:tcW w:w="584" w:type="dxa"/>
+            <w:tcW w:w="549" w:type="dxa"/>
           </w:tcPr>
           <w:p>
             <w:r>
@@ -3574,19 +3353,19 @@
         </w:tc>
         <w:tc>
           <w:tcPr>
-            <w:tcW w:w="552" w:type="dxa"/>
-          </w:tcPr>
-          <w:p/>
-        </w:tc>
-        <w:tc>
-          <w:tcPr>
-            <w:tcW w:w="562" w:type="dxa"/>
-          </w:tcPr>
-          <w:p/>
-        </w:tc>
-        <w:tc>
-          <w:tcPr>
-            <w:tcW w:w="555" w:type="dxa"/>
+            <w:tcW w:w="731" w:type="dxa"/>
+          </w:tcPr>
+          <w:p/>
+        </w:tc>
+        <w:tc>
+          <w:tcPr>
+            <w:tcW w:w="816" w:type="dxa"/>
+          </w:tcPr>
+          <w:p/>
+        </w:tc>
+        <w:tc>
+          <w:tcPr>
+            <w:tcW w:w="789" w:type="dxa"/>
           </w:tcPr>
           <w:p>
             <w:pPr>
@@ -3598,7 +3377,7 @@
         </w:tc>
         <w:tc>
           <w:tcPr>
-            <w:tcW w:w="554" w:type="dxa"/>
+            <w:tcW w:w="825" w:type="dxa"/>
           </w:tcPr>
           <w:p>
             <w:pPr>
@@ -3610,7 +3389,7 @@
         </w:tc>
         <w:tc>
           <w:tcPr>
-            <w:tcW w:w="558" w:type="dxa"/>
+            <w:tcW w:w="481" w:type="dxa"/>
           </w:tcPr>
           <w:p>
             <w:pPr>
@@ -3622,7 +3401,7 @@
         </w:tc>
         <w:tc>
           <w:tcPr>
-            <w:tcW w:w="551" w:type="dxa"/>
+            <w:tcW w:w="448" w:type="dxa"/>
           </w:tcPr>
           <w:p>
             <w:pPr>
@@ -3646,27 +3425,27 @@
         </w:tc>
         <w:tc>
           <w:tcPr>
-            <w:tcW w:w="595" w:type="dxa"/>
-          </w:tcPr>
-          <w:p>
-            <w:pPr>
-              <w:rPr>
-                <w:b/>
-                <w:bCs/>
-              </w:rPr>
-            </w:pPr>
-            <w:r>
-              <w:rPr>
-                <w:b/>
-                <w:bCs/>
-              </w:rPr>
-              <w:t>E</w:t>
-            </w:r>
-          </w:p>
-        </w:tc>
-        <w:tc>
-          <w:tcPr>
-            <w:tcW w:w="562" w:type="dxa"/>
+            <w:tcW w:w="590" w:type="dxa"/>
+          </w:tcPr>
+          <w:p>
+            <w:pPr>
+              <w:rPr>
+                <w:b/>
+                <w:bCs/>
+              </w:rPr>
+            </w:pPr>
+            <w:r>
+              <w:rPr>
+                <w:b/>
+                <w:bCs/>
+              </w:rPr>
+              <w:t>D</w:t>
+            </w:r>
+          </w:p>
+        </w:tc>
+        <w:tc>
+          <w:tcPr>
+            <w:tcW w:w="445" w:type="dxa"/>
             <w:tcBorders>
               <w:top w:val="single" w:sz="4" w:space="0" w:color="auto"/>
               <w:left w:val="single" w:sz="4" w:space="0" w:color="auto"/>
@@ -3685,7 +3464,7 @@
         </w:tc>
         <w:tc>
           <w:tcPr>
-            <w:tcW w:w="561" w:type="dxa"/>
+            <w:tcW w:w="489" w:type="dxa"/>
           </w:tcPr>
           <w:p>
             <w:r>
@@ -3698,7 +3477,7 @@
         </w:tc>
         <w:tc>
           <w:tcPr>
-            <w:tcW w:w="554" w:type="dxa"/>
+            <w:tcW w:w="479" w:type="dxa"/>
           </w:tcPr>
           <w:p>
             <w:r>
@@ -3711,7 +3490,7 @@
         </w:tc>
         <w:tc>
           <w:tcPr>
-            <w:tcW w:w="559" w:type="dxa"/>
+            <w:tcW w:w="463" w:type="dxa"/>
           </w:tcPr>
           <w:p>
             <w:r>
@@ -3725,7 +3504,7 @@
         </w:tc>
         <w:tc>
           <w:tcPr>
-            <w:tcW w:w="576" w:type="dxa"/>
+            <w:tcW w:w="496" w:type="dxa"/>
           </w:tcPr>
           <w:p>
             <w:r>
@@ -3735,7 +3514,7 @@
         </w:tc>
         <w:tc>
           <w:tcPr>
-            <w:tcW w:w="560" w:type="dxa"/>
+            <w:tcW w:w="519" w:type="dxa"/>
           </w:tcPr>
           <w:p>
             <w:r>
@@ -3749,7 +3528,7 @@
         </w:tc>
         <w:tc>
           <w:tcPr>
-            <w:tcW w:w="560" w:type="dxa"/>
+            <w:tcW w:w="489" w:type="dxa"/>
           </w:tcPr>
           <w:p>
             <w:r>
@@ -3762,7 +3541,7 @@
         </w:tc>
         <w:tc>
           <w:tcPr>
-            <w:tcW w:w="558" w:type="dxa"/>
+            <w:tcW w:w="483" w:type="dxa"/>
           </w:tcPr>
           <w:p>
             <w:r>
@@ -3776,13 +3555,13 @@
         </w:tc>
         <w:tc>
           <w:tcPr>
-            <w:tcW w:w="584" w:type="dxa"/>
-          </w:tcPr>
-          <w:p/>
-        </w:tc>
-        <w:tc>
-          <w:tcPr>
-            <w:tcW w:w="584" w:type="dxa"/>
+            <w:tcW w:w="493" w:type="dxa"/>
+          </w:tcPr>
+          <w:p/>
+        </w:tc>
+        <w:tc>
+          <w:tcPr>
+            <w:tcW w:w="549" w:type="dxa"/>
           </w:tcPr>
           <w:p>
             <w:r>
@@ -3795,68 +3574,53 @@
         </w:tc>
         <w:tc>
           <w:tcPr>
-            <w:tcW w:w="552" w:type="dxa"/>
-          </w:tcPr>
-          <w:p>
-            <w:r>
-              <w:t>Ma</w:t>
-            </w:r>
-            <w:r>
-              <w:t>rk</w:t>
-            </w:r>
-          </w:p>
-        </w:tc>
-        <w:tc>
-          <w:tcPr>
-            <w:tcW w:w="562" w:type="dxa"/>
-          </w:tcPr>
-          <w:p>
-            <w:r>
-              <w:t>Au</w:t>
-            </w:r>
-            <w:r>
-              <w:t>dio</w:t>
-            </w:r>
-          </w:p>
-        </w:tc>
-        <w:tc>
-          <w:tcPr>
-            <w:tcW w:w="555" w:type="dxa"/>
-          </w:tcPr>
-          <w:p>
-            <w:r>
-              <w:t>Voi</w:t>
-            </w:r>
-            <w:r>
-              <w:t>ce</w:t>
-            </w:r>
-          </w:p>
-        </w:tc>
-        <w:tc>
-          <w:tcPr>
-            <w:tcW w:w="554" w:type="dxa"/>
-          </w:tcPr>
-          <w:p>
-            <w:r>
-              <w:t>Ef</w:t>
-            </w:r>
-            <w:r>
-              <w:t>f</w:t>
-            </w:r>
-            <w:r>
-              <w:t>ect</w:t>
-            </w:r>
-          </w:p>
-        </w:tc>
-        <w:tc>
-          <w:tcPr>
-            <w:tcW w:w="558" w:type="dxa"/>
-          </w:tcPr>
-          <w:p/>
-        </w:tc>
-        <w:tc>
-          <w:tcPr>
-            <w:tcW w:w="551" w:type="dxa"/>
+            <w:tcW w:w="731" w:type="dxa"/>
+          </w:tcPr>
+          <w:p>
+            <w:r>
+              <w:t>Mark</w:t>
+            </w:r>
+          </w:p>
+        </w:tc>
+        <w:tc>
+          <w:tcPr>
+            <w:tcW w:w="816" w:type="dxa"/>
+          </w:tcPr>
+          <w:p>
+            <w:r>
+              <w:t>Audio</w:t>
+            </w:r>
+          </w:p>
+        </w:tc>
+        <w:tc>
+          <w:tcPr>
+            <w:tcW w:w="789" w:type="dxa"/>
+          </w:tcPr>
+          <w:p>
+            <w:r>
+              <w:t>Voice</w:t>
+            </w:r>
+          </w:p>
+        </w:tc>
+        <w:tc>
+          <w:tcPr>
+            <w:tcW w:w="825" w:type="dxa"/>
+          </w:tcPr>
+          <w:p>
+            <w:r>
+              <w:t>Effect</w:t>
+            </w:r>
+          </w:p>
+        </w:tc>
+        <w:tc>
+          <w:tcPr>
+            <w:tcW w:w="481" w:type="dxa"/>
+          </w:tcPr>
+          <w:p/>
+        </w:tc>
+        <w:tc>
+          <w:tcPr>
+            <w:tcW w:w="448" w:type="dxa"/>
           </w:tcPr>
           <w:p/>
         </w:tc>
@@ -3874,27 +3638,27 @@
         </w:tc>
         <w:tc>
           <w:tcPr>
-            <w:tcW w:w="595" w:type="dxa"/>
-          </w:tcPr>
-          <w:p>
-            <w:pPr>
-              <w:rPr>
-                <w:b/>
-                <w:bCs/>
-              </w:rPr>
-            </w:pPr>
-            <w:r>
-              <w:rPr>
-                <w:b/>
-                <w:bCs/>
-              </w:rPr>
-              <w:t>F</w:t>
-            </w:r>
-          </w:p>
-        </w:tc>
-        <w:tc>
-          <w:tcPr>
-            <w:tcW w:w="562" w:type="dxa"/>
+            <w:tcW w:w="590" w:type="dxa"/>
+          </w:tcPr>
+          <w:p>
+            <w:pPr>
+              <w:rPr>
+                <w:b/>
+                <w:bCs/>
+              </w:rPr>
+            </w:pPr>
+            <w:r>
+              <w:rPr>
+                <w:b/>
+                <w:bCs/>
+              </w:rPr>
+              <w:t>E</w:t>
+            </w:r>
+          </w:p>
+        </w:tc>
+        <w:tc>
+          <w:tcPr>
+            <w:tcW w:w="445" w:type="dxa"/>
           </w:tcPr>
           <w:p>
             <w:pPr>
@@ -3913,7 +3677,7 @@
         </w:tc>
         <w:tc>
           <w:tcPr>
-            <w:tcW w:w="561" w:type="dxa"/>
+            <w:tcW w:w="489" w:type="dxa"/>
           </w:tcPr>
           <w:p>
             <w:pPr>
@@ -3932,7 +3696,7 @@
         </w:tc>
         <w:tc>
           <w:tcPr>
-            <w:tcW w:w="554" w:type="dxa"/>
+            <w:tcW w:w="479" w:type="dxa"/>
           </w:tcPr>
           <w:p>
             <w:pPr>
@@ -3951,7 +3715,7 @@
         </w:tc>
         <w:tc>
           <w:tcPr>
-            <w:tcW w:w="559" w:type="dxa"/>
+            <w:tcW w:w="463" w:type="dxa"/>
           </w:tcPr>
           <w:p>
             <w:pPr>
@@ -3970,7 +3734,7 @@
         </w:tc>
         <w:tc>
           <w:tcPr>
-            <w:tcW w:w="576" w:type="dxa"/>
+            <w:tcW w:w="496" w:type="dxa"/>
           </w:tcPr>
           <w:p>
             <w:pPr>
@@ -3988,7 +3752,7 @@
         </w:tc>
         <w:tc>
           <w:tcPr>
-            <w:tcW w:w="560" w:type="dxa"/>
+            <w:tcW w:w="519" w:type="dxa"/>
           </w:tcPr>
           <w:p>
             <w:pPr>
@@ -4009,7 +3773,7 @@
         </w:tc>
         <w:tc>
           <w:tcPr>
-            <w:tcW w:w="560" w:type="dxa"/>
+            <w:tcW w:w="489" w:type="dxa"/>
           </w:tcPr>
           <w:p>
             <w:pPr>
@@ -4031,7 +3795,7 @@
         </w:tc>
         <w:tc>
           <w:tcPr>
-            <w:tcW w:w="558" w:type="dxa"/>
+            <w:tcW w:w="483" w:type="dxa"/>
           </w:tcPr>
           <w:p>
             <w:pPr>
@@ -4051,7 +3815,7 @@
         </w:tc>
         <w:tc>
           <w:tcPr>
-            <w:tcW w:w="584" w:type="dxa"/>
+            <w:tcW w:w="493" w:type="dxa"/>
           </w:tcPr>
           <w:p>
             <w:pPr>
@@ -4070,7 +3834,7 @@
         </w:tc>
         <w:tc>
           <w:tcPr>
-            <w:tcW w:w="584" w:type="dxa"/>
+            <w:tcW w:w="549" w:type="dxa"/>
           </w:tcPr>
           <w:p>
             <w:pPr>
@@ -4091,7 +3855,7 @@
         </w:tc>
         <w:tc>
           <w:tcPr>
-            <w:tcW w:w="552" w:type="dxa"/>
+            <w:tcW w:w="731" w:type="dxa"/>
           </w:tcPr>
           <w:p>
             <w:pPr>
@@ -4110,7 +3874,7 @@
         </w:tc>
         <w:tc>
           <w:tcPr>
-            <w:tcW w:w="562" w:type="dxa"/>
+            <w:tcW w:w="816" w:type="dxa"/>
           </w:tcPr>
           <w:p>
             <w:pPr>
@@ -4130,7 +3894,7 @@
         </w:tc>
         <w:tc>
           <w:tcPr>
-            <w:tcW w:w="555" w:type="dxa"/>
+            <w:tcW w:w="789" w:type="dxa"/>
           </w:tcPr>
           <w:p>
             <w:r>
@@ -4145,7 +3909,7 @@
         </w:tc>
         <w:tc>
           <w:tcPr>
-            <w:tcW w:w="554" w:type="dxa"/>
+            <w:tcW w:w="825" w:type="dxa"/>
           </w:tcPr>
           <w:p>
             <w:r>
@@ -4158,7 +3922,7 @@
         </w:tc>
         <w:tc>
           <w:tcPr>
-            <w:tcW w:w="558" w:type="dxa"/>
+            <w:tcW w:w="481" w:type="dxa"/>
           </w:tcPr>
           <w:p>
             <w:proofErr w:type="spellStart"/>
@@ -4173,7 +3937,7 @@
         </w:tc>
         <w:tc>
           <w:tcPr>
-            <w:tcW w:w="551" w:type="dxa"/>
+            <w:tcW w:w="448" w:type="dxa"/>
           </w:tcPr>
           <w:p>
             <w:r>
@@ -4181,6 +3945,227 @@
                 <w:rFonts w:ascii="Arial" w:hAnsi="Arial" w:cs="Arial"/>
               </w:rPr>
               <w:t>̻</w:t>
+            </w:r>
+          </w:p>
+        </w:tc>
+      </w:tr>
+      <w:tr>
+        <w:tc>
+          <w:tcPr>
+            <w:tcW w:w="1205" w:type="dxa"/>
+          </w:tcPr>
+          <w:p>
+            <w:r>
+              <w:t>Tones</w:t>
+            </w:r>
+          </w:p>
+        </w:tc>
+        <w:tc>
+          <w:tcPr>
+            <w:tcW w:w="590" w:type="dxa"/>
+          </w:tcPr>
+          <w:p>
+            <w:pPr>
+              <w:rPr>
+                <w:b/>
+                <w:bCs/>
+              </w:rPr>
+            </w:pPr>
+            <w:r>
+              <w:rPr>
+                <w:b/>
+                <w:bCs/>
+              </w:rPr>
+              <w:t>F</w:t>
+            </w:r>
+          </w:p>
+        </w:tc>
+        <w:tc>
+          <w:tcPr>
+            <w:tcW w:w="445" w:type="dxa"/>
+          </w:tcPr>
+          <w:p/>
+        </w:tc>
+        <w:tc>
+          <w:tcPr>
+            <w:tcW w:w="489" w:type="dxa"/>
+          </w:tcPr>
+          <w:p>
+            <w:r>
+              <w:t xml:space="preserve"> </w:t>
+            </w:r>
+          </w:p>
+        </w:tc>
+        <w:tc>
+          <w:tcPr>
+            <w:tcW w:w="479" w:type="dxa"/>
+          </w:tcPr>
+          <w:p>
+            <w:r>
+              <w:t>.</w:t>
+            </w:r>
+          </w:p>
+        </w:tc>
+        <w:tc>
+          <w:tcPr>
+            <w:tcW w:w="463" w:type="dxa"/>
+          </w:tcPr>
+          <w:p>
+            <w:r>
+              <w:t>̆</w:t>
+            </w:r>
+          </w:p>
+        </w:tc>
+        <w:tc>
+          <w:tcPr>
+            <w:tcW w:w="496" w:type="dxa"/>
+          </w:tcPr>
+          <w:p>
+            <w:r>
+              <w:rPr>
+                <w:rFonts w:ascii="Arial" w:hAnsi="Arial" w:cs="Arial"/>
+              </w:rPr>
+              <w:t>ː</w:t>
+            </w:r>
+          </w:p>
+        </w:tc>
+        <w:tc>
+          <w:tcPr>
+            <w:tcW w:w="519" w:type="dxa"/>
+          </w:tcPr>
+          <w:p>
+            <w:r>
+              <w:rPr>
+                <w:rFonts w:ascii="Arial" w:hAnsi="Arial" w:cs="Arial"/>
+              </w:rPr>
+              <w:t>˥</w:t>
+            </w:r>
+          </w:p>
+        </w:tc>
+        <w:tc>
+          <w:tcPr>
+            <w:tcW w:w="489" w:type="dxa"/>
+          </w:tcPr>
+          <w:p>
+            <w:r>
+              <w:rPr>
+                <w:rFonts w:ascii="Arial" w:hAnsi="Arial" w:cs="Arial"/>
+              </w:rPr>
+              <w:t>˦</w:t>
+            </w:r>
+          </w:p>
+        </w:tc>
+        <w:tc>
+          <w:tcPr>
+            <w:tcW w:w="483" w:type="dxa"/>
+          </w:tcPr>
+          <w:p>
+            <w:r>
+              <w:rPr>
+                <w:rFonts w:ascii="Arial" w:hAnsi="Arial" w:cs="Arial"/>
+              </w:rPr>
+              <w:t>˧</w:t>
+            </w:r>
+          </w:p>
+        </w:tc>
+        <w:tc>
+          <w:tcPr>
+            <w:tcW w:w="493" w:type="dxa"/>
+          </w:tcPr>
+          <w:p>
+            <w:r>
+              <w:rPr>
+                <w:rFonts w:ascii="Arial" w:hAnsi="Arial" w:cs="Arial"/>
+              </w:rPr>
+              <w:t>˨</w:t>
+            </w:r>
+          </w:p>
+        </w:tc>
+        <w:tc>
+          <w:tcPr>
+            <w:tcW w:w="549" w:type="dxa"/>
+          </w:tcPr>
+          <w:p>
+            <w:r>
+              <w:rPr>
+                <w:rFonts w:ascii="Arial" w:hAnsi="Arial" w:cs="Arial"/>
+              </w:rPr>
+              <w:t>˩</w:t>
+            </w:r>
+          </w:p>
+        </w:tc>
+        <w:tc>
+          <w:tcPr>
+            <w:tcW w:w="731" w:type="dxa"/>
+          </w:tcPr>
+          <w:p>
+            <w:r>
+              <w:rPr>
+                <w:rFonts w:ascii="Arial" w:hAnsi="Arial" w:cs="Arial"/>
+              </w:rPr>
+              <w:t>˩˥</w:t>
+            </w:r>
+          </w:p>
+        </w:tc>
+        <w:tc>
+          <w:tcPr>
+            <w:tcW w:w="816" w:type="dxa"/>
+          </w:tcPr>
+          <w:p>
+            <w:r>
+              <w:rPr>
+                <w:rFonts w:ascii="Arial" w:hAnsi="Arial" w:cs="Arial"/>
+              </w:rPr>
+              <w:t>˥˩</w:t>
+            </w:r>
+          </w:p>
+        </w:tc>
+        <w:tc>
+          <w:tcPr>
+            <w:tcW w:w="789" w:type="dxa"/>
+          </w:tcPr>
+          <w:p>
+            <w:r>
+              <w:rPr>
+                <w:rFonts w:ascii="Arial" w:hAnsi="Arial" w:cs="Arial"/>
+              </w:rPr>
+              <w:t>˦˥</w:t>
+            </w:r>
+          </w:p>
+        </w:tc>
+        <w:tc>
+          <w:tcPr>
+            <w:tcW w:w="825" w:type="dxa"/>
+          </w:tcPr>
+          <w:p>
+            <w:r>
+              <w:rPr>
+                <w:rFonts w:ascii="Arial" w:hAnsi="Arial" w:cs="Arial"/>
+              </w:rPr>
+              <w:t>˩˨</w:t>
+            </w:r>
+          </w:p>
+        </w:tc>
+        <w:tc>
+          <w:tcPr>
+            <w:tcW w:w="481" w:type="dxa"/>
+          </w:tcPr>
+          <w:p>
+            <w:r>
+              <w:rPr>
+                <w:rFonts w:ascii="Arial" w:hAnsi="Arial" w:cs="Arial"/>
+              </w:rPr>
+              <w:t>˧˦˧</w:t>
+            </w:r>
+          </w:p>
+        </w:tc>
+        <w:tc>
+          <w:tcPr>
+            <w:tcW w:w="448" w:type="dxa"/>
+          </w:tcPr>
+          <w:p>
+            <w:r>
+              <w:t>↘︎</w:t>
             </w:r>
           </w:p>
         </w:tc>
@@ -4188,7 +4173,14 @@
     </w:tbl>
     <w:p/>
     <w:p/>
-    <w:p/>
+    <w:p>
+      <w:r>
+        <w:t xml:space="preserve">This is the way it works. The High nibble (column) indicates the place of articulation, while the low nibble indicates the manner of articulation. There are exceptions in red, and of course the vowel table is carved out of a subset of </w:t>
+      </w:r>
+      <w:r>
+        <w:t>the rows and columns.</w:t>
+      </w:r>
+    </w:p>
     <w:sectPr>
       <w:pgSz w:w="12240" w:h="15840"/>
       <w:pgMar w:top="720" w:right="720" w:bottom="720" w:left="720" w:header="720" w:footer="720" w:gutter="0"/>
